--- a/klagomål/A 63513-2023 FSC-klagomål.docx
+++ b/klagomål/A 63513-2023 FSC-klagomål.docx
@@ -1130,7 +1130,7 @@
     <w:r>
       <w:tab/>
       <w:tab/>
-      <w:t>2026-06-18</w:t>
+      <w:t>2026-06-19</w:t>
       <w:br/>
       <w:br/>
     </w:r>

--- a/klagomål/A 63513-2023 FSC-klagomål.docx
+++ b/klagomål/A 63513-2023 FSC-klagomål.docx
@@ -1130,7 +1130,7 @@
     <w:r>
       <w:tab/>
       <w:tab/>
-      <w:t>2026-06-19</w:t>
+      <w:t>2026-06-20</w:t>
       <w:br/>
       <w:br/>
     </w:r>

--- a/klagomål/A 63513-2023 FSC-klagomål.docx
+++ b/klagomål/A 63513-2023 FSC-klagomål.docx
@@ -168,38 +168,7 @@
     </w:p>
     <w:p>
       <w:r>
-        <w:t>Detta dokument behandlar höga naturvärden i avverkningsanmälan A 63513-2023 i Leksands kommun som inkom 2023-12-14 och omfattar 2,3 ha.</w:t>
-      </w:r>
-    </w:p>
-    <w:p>
-      <w:r>
-        <w:t>Nedan presenteras fynd av naturvårdsarter och fridlysta arter som gjorts i det avverkningsanmälda området, samt relevanta utdrag ur standarderna för FSC, Chain of Custody, Controlled Wood och PEFC. I BILAGA 1 finns artfakta om fridlysta arter.</w:t>
-      </w:r>
-    </w:p>
-    <w:p>
-      <w:r>
-        <w:t>Vi förväntar oss att ni återkommer med ett skriftligt svar på vårt klagomål och även beskriver vilka korrigerande åtgärder ni satt in för att rätta till identifierade brister i er efterlevnad av den svenska FSC standarden.</w:t>
-      </w:r>
-    </w:p>
-    <w:p>
-      <w:pPr>
-        <w:pStyle w:val="Heading1"/>
-      </w:pPr>
-      <w:r>
-        <w:t>Naturvårdsarter</w:t>
-      </w:r>
-    </w:p>
-    <w:p>
-      <w:r>
-        <w:t>Inom 25 meter från avverkningsanmälan har följande 17 naturvårdsarter hittats: storspov (EN, §4), gråtrut (VU, §4), bläsand (NT, §4), entita (NT, T, §4), grönsångare (NT, §4), kricka (NT, §4), mindre hackspett (NT, T, §4), skrattmås (NT, §4), strandskata (NT, §4), sädesärla (NT, §4), talltita (NT, §4), fiskgjuse (§4), havsörn (§4), kungsfågel (§4), svartvit flugsnappare (§4), sångsvan (§4) och trana (§4). Av dessa är 11 rödlistade. För rödlistade arter har rödlistekategorin angivits inom parentes. Typiska arter inom Natura 2000 som är kopplade till skogsekosystem har markerats med (T). För fridlysta arter anges även paragrafen i Artskyddsförordningen som arten är fridlyst enligt.</w:t>
-      </w:r>
-    </w:p>
-    <w:p>
-      <w:r>
-        <w:t>De påträffade naturvårdsarterna är ett tydligt kvitto på att det rör sig om en skog med höga naturvärden.</w:t>
-      </w:r>
-      <w:r>
-        <w:t xml:space="preserve"> I Figur 1 visas fyndplatser för naturvårdsarter i området, som finns registrerade på Artportalen.</w:t>
+        <w:t>Detta klagomål behandlar höga naturvärden i avverkningsanmälan A 63513-2023 i Leksands kommun som inkom 2023-12-14 och omfattar 2,3 ha.</w:t>
       </w:r>
     </w:p>
     <w:p>
@@ -247,7 +216,127 @@
         <w:spacing w:after="240"/>
       </w:pPr>
       <w:r>
-        <w:t>Figur 1. Fyndplatser för naturvårdsarter inom 25 meter från avverkningsanmälan (röd linje). Markörer utan svart kant är placerade på fyndplatsen. Markörer med svart kant är placerade vid sidan av fyndplatsen och har ett svart streck som visar fyndplatsens exakta position. Kartans mittpunktskoordinat är N 6728813, E 505021 i SWEREF 99 TM.</w:t>
+        <w:t>Figur 1. Fyndplatser för naturvårdsarter inom 25 meter från avverkningsanmälan. Markörer utan svart kant är placerade på fyndplatsen. Markörer med svart kant är placerade vid sidan av fyndplatsen har ett svart streck som visar fyndplatsens exakta position. Kartans mittpunktskoordinat är N 6728813, E 505021 i SWEREF 99 TM.</w:t>
+      </w:r>
+    </w:p>
+    <w:p>
+      <w:r>
+        <w:t>Inom 25 meter från avverkningsanmälan finns fynd av 17 naturvårdsarter, varav 11 är rödlistade, 17 är fridlysta och 2 är typiska (T): storspov (EN, §4), gråtrut (VU, §4), bläsand (NT, §4), entita (NT, T, §4), grönsångare (NT, §4), kricka (NT, §4), mindre hackspett (NT, T, §4), skrattmås (NT, §4), strandskata (NT, §4), sädesärla (NT, §4), talltita (NT, §4), fiskgjuse (§4), havsörn (§4), kungsfågel (§4), svartvit flugsnappare (§4), sångsvan (§4) och trana (§4). Se Figur 1.</w:t>
+      </w:r>
+    </w:p>
+    <w:p>
+      <w:r>
+        <w:t>Nedan presenteras relevanta utdrag ur standarderna för FSC, Chain of Custody, Controlled Wood och PEFC.</w:t>
+      </w:r>
+    </w:p>
+    <w:p>
+      <w:r>
+        <w:t>Vi förväntar oss att ni återkommer med ett skriftligt svar på vårt klagomål och även beskriver vilka korrigerande åtgärder ni satt in för att rätta till identifierade brister i er efterlevnad av den svenska FSC standarden.</w:t>
+      </w:r>
+    </w:p>
+    <w:p>
+      <w:pPr>
+        <w:pStyle w:val="Heading1"/>
+      </w:pPr>
+      <w:r>
+        <w:t>Naturvårdsarter och fridlysta arter</w:t>
+      </w:r>
+    </w:p>
+    <w:p>
+      <w:r>
+        <w:t>Nedan följer beskrivningar av de naturvårdsarter och fridlysta arter som har sina livsmiljöer och växtplatser i den avverkningsanmälda skogen. Se även ytterligare artfakta i BILAGA 1. De påträffade naturvårdsarterna är ett tydligt kvitto på att det rör sig om en skog med höga naturvärden.</w:t>
+      </w:r>
+    </w:p>
+    <w:p>
+      <w:r>
+        <w:rPr>
+          <w:b/>
+        </w:rPr>
+        <w:t>Entita (NT, §4)</w:t>
+      </w:r>
+      <w:r>
+        <w:t xml:space="preserve">, rödlistad som nära hotad och prioriterad art i Skogsvårdslagen, har häckningsrevir i anmälan. Minskningstakten innevarande 10-årsperiod beräknas till 20 (10–30) % och bedöms vara nära gränsvärdet för Sårbar (VU). Entitan är ortstrogen och reviret är i genomsnitt omkring 5 hektar, ibland uppåt 20 hektar stort. Entitan är en utpräglad lövskogsfågel som föredrar flerskiktade, gärna högvuxna skogar med inslag av äldre träd och välutvecklat buskskikt. Även alkärr med videsnår hör till de miljöer som utnyttjas. Arten häckar ofta i skogar som är svagt eller inte alls påverkade av skogsbruk, ofta rör det sig om värdekärnor med höga naturvärden. Entitan missgynnas av konventionellt skogsbruk och dess ortstrohet och dåliga spridningsförmåga gör den känslig för fragmentering. Entita är typisk art för </w:t>
+      </w:r>
+      <w:r>
+        <w:rPr>
+          <w:i/>
+        </w:rPr>
+        <w:t>9080 Lövsumpskog</w:t>
+      </w:r>
+      <w:r>
+        <w:t xml:space="preserve"> (Skogsstyrelsen, 2016, SLU Artdatabanken, 2021).</w:t>
+      </w:r>
+    </w:p>
+    <w:p>
+      <w:r>
+        <w:rPr>
+          <w:b/>
+        </w:rPr>
+        <w:t>Grönsångare (NT, §4)</w:t>
+      </w:r>
+      <w:r>
+        <w:t xml:space="preserve"> är rödlistad som nära hotad (NT) och fridlyst enligt 4§ artskyddsförordningen. Den har minskat med 17 (6–24) % under de senaste 10 åren och minskningstakten för den svenska populationen bedöms vara nära gränsvärdet för Sårbar (VU). (A2b). Arten häckar i högstammig skog, främst lövskog men även i granskog, i regel utan kraftigare undervegetation. Den förekommer i södra och mellersta Sverige samt i Norrlands kustland norrut till Norrbotten. Förekommer dessutom sällsynt i Norrlands inland (SLU Artdatabanken, 2024). Orsaken till grönsångarens nedgång och är oklar varvid det är viktigt att försiktighetsprincipen enligt 2 kap. 3 § miljöbalken tillämpas för att bevara artens livsmiljöer och vända den negativa trenden.</w:t>
+      </w:r>
+    </w:p>
+    <w:p>
+      <w:r>
+        <w:rPr>
+          <w:b/>
+        </w:rPr>
+        <w:t>Mindre hackspett (NT, §4)</w:t>
+      </w:r>
+      <w:r>
+        <w:t xml:space="preserve"> är rödlistad som nära hotad, fridlyst och prioriterad art i Skogsvårdslagen. Minskningstakten har uppgått till 25 (10–40) % under de senaste 15 åren och bedöms vara nära gränsvärdet för Sårbar (VU). (A2bc). Arten har stora revir och höga krav när det gäller förekomst av lövskog på landskapsnivå. För att häcka framgångsrikt behöver ett par cirka 40 ha äldre lövdominerad skog inom ett område på upp till 200 ha. Under vintern kan födosök även ske i äldre grandominerad skog. Mindre hackspett är typisk art för </w:t>
+      </w:r>
+      <w:r>
+        <w:rPr>
+          <w:i/>
+        </w:rPr>
+        <w:t>9010 Taiga, 9750 Svämlövskog, 9080 Lövsumpskog, 9030 Landhöjningsskog och 9040 Fjällbjörkskog</w:t>
+      </w:r>
+      <w:r>
+        <w:t xml:space="preserve"> (SLU Artdatabanken, 2021; Skogsstyrelsen, 2016).</w:t>
+      </w:r>
+    </w:p>
+    <w:p>
+      <w:r>
+        <w:rPr>
+          <w:b/>
+        </w:rPr>
+        <w:t>Talltita (NT, §4)</w:t>
+      </w:r>
+      <w:r>
+        <w:t>, rödlistad som nära hotad och prioriterad art i Skogsvårdslagen, har häckningsrevir i anmälan. Arten har minskat kraftigt de senaste 30 åren och minskningstakten innevarande 10-årsperiod beräknas till 20 (10–30) %. Talltitan är synnerligen trogen sitt cirka 15 hektar stora revir och är beroende av flerskiktade olikåldriga skogar för att kunna föda upp sina ungar. Talltitan försvinner om dess livsmiljö kalavverkas (Eggers &amp; Low, 2014; Ekman, 1979; Griesser et al, 2007; Klein, 2020; Siffczyk et al, 2003; SLU Artdatabanken, 2021).</w:t>
+      </w:r>
+    </w:p>
+    <w:p>
+      <w:r>
+        <w:rPr>
+          <w:b/>
+        </w:rPr>
+        <w:t>Fiskgjuse (§4)</w:t>
+      </w:r>
+      <w:r>
+        <w:t xml:space="preserve"> är fridlyst enligt 4§ artskyddsförordningen och upptagen i bilaga 1 EU:s fågeldirektiv. Den bygger vanligen sitt stora risbo i toppen av en plattkronad, kraftig tall (&gt;90%) med utsikt över omgivningen. Skogsavverkningar utan hänsyn till bevarandet av fiskgjusens boträd och häckningsbiotop utgör en fara genom att tillgången på lämpliga träd minskar. Lämna en skyddszon kring boplatser vid avverkning eller gallring. Boträdets placering styr behovet av skyddszon vilket måste bedömas från fall till fall, men skyddszonen bör vara tillräckligt bred för att behålla skydd mot insyn, erbjuda lämpliga sittplatser och förhindra att boträdet blåser ner. Avstå från skogsbruksåtgärder i hänsynskrävande miljöer, som på uddar eller öar med äldre skog eller hällmarkstallskog där det häckar fiskgjuse. Gör naturvårdsavsättningar i äldre skog i lämpliga områden för fiskgjuse, t.ex. på uddar och i hällmarksområden (SLU Artdatabanken, 2024; Skogsstyrelsen, 2016).</w:t>
+      </w:r>
+    </w:p>
+    <w:p>
+      <w:r>
+        <w:rPr>
+          <w:b/>
+        </w:rPr>
+        <w:t>Havsörn (§4)</w:t>
+      </w:r>
+      <w:r>
+        <w:t xml:space="preserve"> omfattas av bilaga 1 EU:s fågeldirektiv. Skyddandet av befintliga bon måste upprätthållas och i samband med skogsavverkning bör en skyddszon på minst 100 meters radie runt boplatsen lämnas intakt. Under häckningsperioden (1 januari till 15 augusti) är havsörnen störningskänslig och inga skogsbruksåtgärder eller annan störande verksamhet får förekomma närmare än 500 m från boet under den tiden. För att åstadkomma en succession av lämpliga boträd för kommande generationer av havsörnar behöver ett betydligt större antal s.k. evighetsträd sparas vid avverkningar redan idag (SLU Artdatabanken, 2026; Skogsstyrelsen, 2016).</w:t>
+      </w:r>
+    </w:p>
+    <w:p>
+      <w:pPr>
+        <w:pStyle w:val="Heading1"/>
+      </w:pPr>
+      <w:r>
+        <w:t>Certifiering</w:t>
       </w:r>
     </w:p>
     <w:p>
@@ -255,26 +344,18 @@
         <w:pStyle w:val="Heading2"/>
       </w:pPr>
       <w:r>
-        <w:t>Fridlysta arter</w:t>
+        <w:t>Ur FSC-standarden</w:t>
       </w:r>
     </w:p>
     <w:p>
-      <w:r>
-        <w:t>Följande fridlysta arter har sina livsmiljöer och växtplatser i den avverkningsanmälda skogen: storspov (EN, §4), gråtrut (VU, §4), bläsand (NT, §4), entita (NT, T, §4), grönsångare (NT, §4), kricka (NT, §4), mindre hackspett (NT, T, §4), skrattmås (NT, §4), strandskata (NT, §4), sädesärla (NT, §4), talltita (NT, §4), fiskgjuse (§4), havsörn (§4), kungsfågel (§4), svartvit flugsnappare (§4), sångsvan (§4) och trana (§4).</w:t>
-      </w:r>
-    </w:p>
-    <w:p>
-      <w:r>
-        <w:t xml:space="preserve">Observera att medlemsländerna är skyldiga att agera i enlighet med EU:s fågeldirektiv där det uttryckligen står att direktivet gäller för fåglar samt för deras ägg, bon och </w:t>
-      </w:r>
       <w:r>
         <w:rPr>
           <w:b/>
         </w:rPr>
-        <w:t xml:space="preserve">livsmiljöer </w:t>
-      </w:r>
-      <w:r>
-        <w:t>(artikel 1). Vidare att de åtgärder som vidtas inte får leda till en försämring av den nuvarande situationen beträffande bevarandet av de fågelarter som avses i artikel 1 (artikel 13). Fågeldirektivet är styrande för tillsynsansvariga myndigheters ärendehantering, ställningstaganden och beslutsfattande.</w:t>
+        <w:t xml:space="preserve">PRINCIP 1: LAGEFTERLEVNAD: </w:t>
+      </w:r>
+      <w:r>
+        <w:t>Certifikatsinnehavaren ska följa alla tillämpliga lagar, förordningar och nationellt ratificerade internationella avtal, konventioner och överenskommelser.</w:t>
       </w:r>
     </w:p>
     <w:p>
@@ -282,19 +363,41 @@
         <w:rPr>
           <w:b/>
         </w:rPr>
-        <w:t>Entita (NT, §4)</w:t>
-      </w:r>
-      <w:r>
-        <w:t xml:space="preserve">, rödlistad som nära hotad och prioriterad art i Skogsvårdslagen, har häckningsrevir i anmälan. Minskningstakten innevarande 10-årsperiod beräknas till 20 (10–30) % och bedöms vara nära gränsvärdet för Sårbar (VU). Entitan är ortstrogen och reviret är i genomsnitt omkring 5 hektar, ibland uppåt 20 hektar stort. Entitan är en utpräglad lövskogsfågel som föredrar flerskiktade, gärna högvuxna skogar med inslag av äldre träd och välutvecklat buskskikt. Även alkärr med videsnår hör till de miljöer som utnyttjas. Arten häckar ofta i skogar som är svagt eller inte alls påverkade av skogsbruk, ofta rör det sig om värdekärnor med höga naturvärden. Entitan missgynnas av konventionellt skogsbruk och dess ortstrohet och dåliga spridningsförmåga gör den känslig för fragmentering. Entita är typisk art för </w:t>
+        <w:t xml:space="preserve">1.3.1 </w:t>
+      </w:r>
+      <w:r>
+        <w:t>Tillämpliga lagar och föreskrifter för brukandet av skogen följs.</w:t>
+      </w:r>
+    </w:p>
+    <w:p>
+      <w:pPr>
+        <w:pStyle w:val="ListBullet"/>
+      </w:pPr>
+      <w:r>
+        <w:rPr>
+          <w:b/>
+          <w:i/>
+        </w:rPr>
+        <w:t xml:space="preserve">Kommentar: </w:t>
+      </w:r>
+      <w:r>
+        <w:t>I den avverkningsanmälda skogen har fridlysta arter sina livsmiljöer och växtplatser. Att skada de fridlysta arternas livsmiljöer, växtplatser eller ekologiska funktion är inte tillåtet enligt artskyddsförordningen.</w:t>
       </w:r>
       <w:r>
         <w:rPr>
           <w:i/>
         </w:rPr>
-        <w:t>9080 Lövsumpskog</w:t>
-      </w:r>
-      <w:r>
-        <w:t xml:space="preserve"> (Skogsstyrelsen, 2016, SLU Artdatabanken, 2021).</w:t>
+        <w:t xml:space="preserve"> EU:s medlemsländer och skogsbolag är skyldiga att agera i enlighet med EU:s fågeldirektiv där det uttryckligen står att direktivet gäller för fåglar samt för deras ägg, bon och </w:t>
+      </w:r>
+      <w:r>
+        <w:rPr>
+          <w:b/>
+          <w:i/>
+        </w:rPr>
+        <w:t xml:space="preserve">livsmiljöer </w:t>
+      </w:r>
+      <w:r>
+        <w:t>(artikel 1). Vidare att de åtgärder som vidtas inte får leda till en försämring av den nuvarande situationen beträffande bevarandet av de fågelarter som avses i artikel 1 (artikel 13).</w:t>
       </w:r>
     </w:p>
     <w:p>
@@ -302,10 +405,10 @@
         <w:rPr>
           <w:b/>
         </w:rPr>
-        <w:t>Fiskgjuse (§4)</w:t>
-      </w:r>
-      <w:r>
-        <w:t xml:space="preserve"> är fridlyst enligt 4§ artskyddsförordningen och upptagen i bilaga 1 EU:s fågeldirektiv. Den bygger vanligen sitt stora risbo i toppen av en plattkronad, kraftig tall (&gt;90%) med utsikt över omgivningen. Skogsavverkningar utan hänsyn till bevarandet av fiskgjusens boträd och häckningsbiotop utgör en fara genom att tillgången på lämpliga träd minskar. Lämna en skyddszon kring boplatser vid avverkning eller gallring. Boträdets placering styr behovet av skyddszon vilket måste bedömas från fall till fall, men skyddszonen bör vara tillräckligt bred för att behålla skydd mot insyn, erbjuda lämpliga sittplatser och förhindra att boträdet blåser ner. Avstå från skogsbruksåtgärder i hänsynskrävande miljöer, som på uddar eller öar med äldre skog eller hällmarkstallskog där det häckar fiskgjuse. Gör naturvårdsavsättningar i äldre skog i lämpliga områden för fiskgjuse, t.ex. på uddar och i hällmarksområden (SLU Artdatabanken, 2024; Skogsstyrelsen, 2016).</w:t>
+        <w:t xml:space="preserve">6.4 </w:t>
+      </w:r>
+      <w:r>
+        <w:t>Certifikatsinnehavaren ska skydda sällsynta arter och hotade arter samt deras livsmiljöer inom skogsbruksenheten. Det ska ske genom avsättningar, andra skyddade områden och genom att skapa konnektivitet och/eller genom andra direkta åtgärder som gynnar dessa arters överlevnad och livskraft. Åtgärderna ska stå i förhållande till brukandets skala, intensitet och risk, samt till sällsynta och hotade arters bevarandestatus och ekologiska krav. Certifikatsinnehavaren ska beakta den geografiska spridningen och ekologiska krav hos sällsynta och hotade arter utanför skogsbruksenhetens gränser när beslut om åtgärder inom skogsbruksenheten ska fattas.</w:t>
       </w:r>
     </w:p>
     <w:p>
@@ -313,10 +416,36 @@
         <w:rPr>
           <w:b/>
         </w:rPr>
-        <w:t>Grönsångare (NT, §4)</w:t>
-      </w:r>
-      <w:r>
-        <w:t xml:space="preserve"> är rödlistad som nära hotad (NT) och fridlyst enligt 4§ artskyddsförordningen. Den har minskat med 17 (6–24) % under de senaste 10 åren och minskningstakten för den svenska populationen bedöms vara nära gränsvärdet för Sårbar (VU). (A2b). Arten häckar i högstammig skog, främst lövskog men även i granskog, i regel utan kraftigare undervegetation. Den förekommer i södra och mellersta Sverige samt i Norrlands kustland norrut till Norrbotten. Förekommer dessutom sällsynt i Norrlands inland (SLU Artdatabanken, 2024). Orsaken till grönsångarens nedgång och är oklar varvid det är viktigt att försiktighetsprincipen enligt 2 kap. 3 § miljöbalken tillämpas för att bevara artens livsmiljöer och vända den negativa trenden.</w:t>
+        <w:t xml:space="preserve">6.4.3 </w:t>
+      </w:r>
+      <w:r>
+        <w:t>Bevarandeåtgärder genomförs för de kända förekomster av rödlistade arter som påverkas av skogsbruk.</w:t>
+      </w:r>
+    </w:p>
+    <w:p>
+      <w:pPr>
+        <w:pStyle w:val="ListBullet"/>
+      </w:pPr>
+      <w:r>
+        <w:rPr>
+          <w:b/>
+          <w:i/>
+        </w:rPr>
+        <w:t xml:space="preserve">Kommentar: </w:t>
+      </w:r>
+      <w:r>
+        <w:rPr>
+          <w:i/>
+        </w:rPr>
+        <w:t>I det avverkningsanmälda skogsområdet har 17 naturvårdsarter varav 11 rödlistade arter sina livsmiljöer och växtplatser.</w:t>
+      </w:r>
+    </w:p>
+    <w:p>
+      <w:pPr>
+        <w:pStyle w:val="Heading2"/>
+      </w:pPr>
+      <w:r>
+        <w:t>Ur Chain of Custody Certification (FSC-STD-40-004 ver 3.0)</w:t>
       </w:r>
     </w:p>
     <w:p>
@@ -324,46 +453,144 @@
         <w:rPr>
           <w:b/>
         </w:rPr>
-        <w:t>Havsörn (§4)</w:t>
-      </w:r>
-      <w:r>
-        <w:t xml:space="preserve"> omfattas av bilaga 1 EU:s fågeldirektiv. Skyddandet av befintliga bon måste upprätthållas och i samband med skogsavverkning bör en skyddszon på minst 100 meters radie runt boplatsen lämnas intakt. Under häckningsperioden (1 januari till 15 augusti) är havsörnen störningskänslig och inga skogsbruksåtgärder eller annan störande verksamhet får förekomma närmare än 500 m från boet under den tiden. För att åstadkomma en succession av lämpliga boträd för kommande generationer av havsörnar behöver ett betydligt större antal s.k. evighetsträd sparas vid avverkningar redan idag (SLU Artdatabanken, 2026; Skogsstyrelsen, 2016).</w:t>
+        <w:t xml:space="preserve">1.3 </w:t>
+      </w:r>
+      <w:r>
+        <w:t xml:space="preserve">The organization shall commit to the FSC values as defined in FSC-POL-01-004 Policy for the Association of Organizations with FSC. </w:t>
       </w:r>
     </w:p>
     <w:p>
+      <w:pPr>
+        <w:pStyle w:val="Heading2"/>
+      </w:pPr>
+      <w:r>
+        <w:t>Ur FSC:s policy för associerade organisationer (FSC-POL-01-004)</w:t>
+      </w:r>
+    </w:p>
+    <w:p>
+      <w:r>
+        <w:t xml:space="preserve">Som “Chain of Custody”-certifierad organisation är skogsbolaget bunden av de fastställda reglerna i Del 1 Punkt 1 c) i Policy för organisationer associerade med FSC (FSC-POL-01-004 V2-0 EN + SVE version 2012-03-02): </w:t>
+      </w:r>
+    </w:p>
+    <w:p>
+      <w:pPr>
+        <w:pStyle w:val="ListNumber"/>
+      </w:pPr>
+      <w:r>
+        <w:t>De organisationer FSC kan acceptera association med får inte direkt eller indirekt ha några kopplingar till nedanstående, oacceptabla aktiviteter:</w:t>
+      </w:r>
+    </w:p>
+    <w:p>
+      <w:pPr>
+        <w:ind w:left="357"/>
+      </w:pPr>
+      <w:r>
+        <w:t>a) Olaglig skogsavverkning och handel med olagligt avverkat virke eller skogsprodukter</w:t>
+      </w:r>
+    </w:p>
+    <w:p>
+      <w:pPr>
+        <w:ind w:left="357"/>
+      </w:pPr>
+      <w:r>
+        <w:t>...</w:t>
+      </w:r>
+    </w:p>
+    <w:p>
+      <w:pPr>
+        <w:ind w:left="357"/>
+      </w:pPr>
+      <w:r>
+        <w:t>c) Skogsbruk som förstör höga naturvärden</w:t>
+      </w:r>
+    </w:p>
+    <w:p>
+      <w:pPr>
+        <w:ind w:left="357"/>
+      </w:pPr>
+      <w:r>
+        <w:t>d) Betydande omvandling av skog till plantager eller annan, icke skoglig, markanvändning</w:t>
+      </w:r>
+    </w:p>
+    <w:p>
+      <w:pPr>
+        <w:pStyle w:val="ListBullet"/>
+      </w:pPr>
       <w:r>
         <w:rPr>
           <w:b/>
+          <w:i/>
         </w:rPr>
-        <w:t>Mindre hackspett (NT, §4)</w:t>
-      </w:r>
-      <w:r>
-        <w:t xml:space="preserve"> är rödlistad som nära hotad, fridlyst och prioriterad art i Skogsvårdslagen. Minskningstakten har uppgått till 25 (10–40) % under de senaste 15 åren och bedöms vara nära gränsvärdet för Sårbar (VU). (A2bc). Arten har stora revir och höga krav när det gäller förekomst av lövskog på landskapsnivå. För att häcka framgångsrikt behöver ett par cirka 40 ha äldre lövdominerad skog inom ett område på upp till 200 ha. Under vintern kan födosök även ske i äldre grandominerad skog. Mindre hackspett är typisk art för </w:t>
+        <w:t xml:space="preserve">Kommentar: </w:t>
       </w:r>
       <w:r>
         <w:rPr>
           <w:i/>
         </w:rPr>
-        <w:t>9010 Taiga, 9750 Svämlövskog, 9080 Lövsumpskog, 9030 Landhöjningsskog och 9040 Fjällbjörkskog</w:t>
-      </w:r>
-      <w:r>
-        <w:t xml:space="preserve"> (SLU Artdatabanken, 2021; Skogsstyrelsen, 2016).</w:t>
+        <w:t>Avverkning av skog med höga naturvärden samt skada på fridlysta arter strider både mot FSC Controlled Wood-standarden och FSC:s policy for associerade organisationer.</w:t>
       </w:r>
     </w:p>
     <w:p>
+      <w:pPr>
+        <w:pStyle w:val="Heading2"/>
+      </w:pPr>
+      <w:r>
+        <w:t>Ur FSC Controlled Wood (FSC-STD-40-005)</w:t>
+      </w:r>
+    </w:p>
+    <w:p>
+      <w:r>
+        <w:t>Virke som inte accepteras i FSC-märkta produkter (oacceptabelt ursprung) enligt FSC Controlled Wood (FSC-STD-40-005):</w:t>
+      </w:r>
+    </w:p>
+    <w:p>
+      <w:pPr>
+        <w:pStyle w:val="ListNumber"/>
+      </w:pPr>
+      <w:r>
+        <w:t>Illegalt avverkat virke.</w:t>
+      </w:r>
+    </w:p>
+    <w:p>
+      <w:pPr>
+        <w:pStyle w:val="ListNumber"/>
+      </w:pPr>
+      <w:r>
+        <w:t>...</w:t>
+      </w:r>
+    </w:p>
+    <w:p>
+      <w:pPr>
+        <w:pStyle w:val="ListNumber"/>
+      </w:pPr>
+      <w:r>
+        <w:t>Virke från avverkningar som hotar höga naturvärden.</w:t>
+      </w:r>
+    </w:p>
+    <w:p>
+      <w:pPr>
+        <w:pStyle w:val="ListNumber"/>
+      </w:pPr>
+      <w:r>
+        <w:t>Virke från skog som konverteras till plantager eller icke-skogligt bruk.</w:t>
+      </w:r>
+    </w:p>
+    <w:p>
+      <w:pPr>
+        <w:pStyle w:val="ListBullet"/>
+      </w:pPr>
       <w:r>
         <w:rPr>
           <w:b/>
+          <w:i/>
         </w:rPr>
-        <w:t>Talltita (NT, §4)</w:t>
-      </w:r>
-      <w:r>
-        <w:t>, rödlistad som nära hotad och prioriterad art i Skogsvårdslagen, har häckningsrevir i anmälan. Arten har minskat kraftigt de senaste 30 åren och minskningstakten innevarande 10-årsperiod beräknas till 20 (10–30) %. Talltitan är synnerligen trogen sitt cirka 15 hektar stora revir och är beroende av flerskiktade olikåldriga skogar för att kunna föda upp sina ungar. Talltitan försvinner om dess livsmiljö kalavverkas (Eggers &amp; Low, 2014; Ekman, 1979; Griesser et al, 2007; Klein, 2020; Siffczyk et al, 2003; SLU Artdatabanken, 2021).</w:t>
-      </w:r>
-    </w:p>
-    <w:p>
-      <w:r>
-        <w:t>I BILAGA 1 finns mer detaljerad information om ekologi samt krav på livsmiljö hos fridlysta arter.</w:t>
+        <w:t xml:space="preserve">Kommentar: </w:t>
+      </w:r>
+      <w:r>
+        <w:rPr>
+          <w:i/>
+        </w:rPr>
+        <w:t>Avverkning av skog med höga naturvärden samt skada på fridlysta arter strider både mot FSC Controlled Wood-standarden och FSC:s policy for associerade organisationer.</w:t>
       </w:r>
     </w:p>
     <w:p>
@@ -371,7 +598,80 @@
         <w:pStyle w:val="Heading1"/>
       </w:pPr>
       <w:r>
-        <w:t>Certifiering</w:t>
+        <w:t>Ur PEFC-standarden gällande lagefterlevnad</w:t>
+      </w:r>
+    </w:p>
+    <w:p>
+      <w:r>
+        <w:t>PEFC-standarden förutsätter att tillämplig svensk lagstiftning följs. Det är utsedd tillsynsmyndighet som ansvarar för tillsyn av lagens efterlevnad. PEFC-standarden återger innehållet i vissa certifieringskritiska lag- och föreskriftskrav vilka ska ingå i granskning av PEFC-systemets efterlevnad.</w:t>
+      </w:r>
+    </w:p>
+    <w:p>
+      <w:pPr>
+        <w:pStyle w:val="ListBullet"/>
+      </w:pPr>
+      <w:r>
+        <w:rPr>
+          <w:b/>
+          <w:i/>
+        </w:rPr>
+        <w:t xml:space="preserve">Kommentar: </w:t>
+      </w:r>
+      <w:r>
+        <w:rPr>
+          <w:i/>
+        </w:rPr>
+        <w:t>I den avverkningsanmälda skogen har fridlysta arter sina livsmiljöer och växtplatser. Att skada de fridlysta arternas livsmiljöer, växtplatser eller ekologiska funktion är inte tillåtet enligt artskyddsförordningen</w:t>
+      </w:r>
+    </w:p>
+    <w:p>
+      <w:r>
+        <w:br w:type="page"/>
+      </w:r>
+    </w:p>
+    <w:p>
+      <w:pPr>
+        <w:pStyle w:val="Title"/>
+      </w:pPr>
+      <w:r>
+        <w:t>BILAGA 1 – Fridlysta arter</w:t>
+      </w:r>
+    </w:p>
+    <w:p>
+      <w:pPr>
+        <w:pStyle w:val="Heading1"/>
+      </w:pPr>
+      <w:r>
+        <w:t>Entita – ekologi samt krav på livsmiljön</w:t>
+      </w:r>
+    </w:p>
+    <w:p>
+      <w:r>
+        <w:t xml:space="preserve">Entita (NT, §4) är rödlistad som nära hotad, fridlyst och prioriterad art enligt Skogsvårdslagen. Den omfattas av EU:s fågeldirektiv och är typisk art för </w:t>
+      </w:r>
+      <w:r>
+        <w:rPr>
+          <w:i/>
+        </w:rPr>
+        <w:t>9080 Lövsumpskog</w:t>
+      </w:r>
+      <w:r>
+        <w:t>. Minskningstakten har uppgått till 20 (10–30) % under de senaste 10 åren och bedöms vara nära gränsvärdet för Sårbar (VU). (A2b) (SLU Artdatabanken, 2021).</w:t>
+      </w:r>
+    </w:p>
+    <w:p>
+      <w:r>
+        <w:t>Entitan är en utpräglad lövskogsfågel som påträffas i ädellövskogar, strandskogar, ekhagar, igenväxande hagmarker, lövdungar, parker och trädgårdar. Den föredrar flerskiktade, gärna högvuxna skogar med inslag av äldre träd och med ett välutvecklat buskskikt. Ek- och hasseldominerade skogar och dungar, samt alkärr med videsnår, hör till de miljöer som ofta utnyttjas. I sydligaste Sverige är bokskog en viktig miljö (Skogsstyrelsen, 2016).</w:t>
+      </w:r>
+    </w:p>
+    <w:p>
+      <w:r>
+        <w:t>Reviren är relativt stora för en småfågel, i genomsnitt omkring 5 hektar men de kan vara upp till 20 hektar. Entitan är en utpräglad stannfågel och rör sig inte långt från kläckningsplatsen; ungfåglarna sprider sig sällan mer än 5 km från födelseplatsen och etablerade fåglar lämnar därefter inte sitt revir (Skogsstyrelsen, 2016). Det häckande paret försvarar sitt revir året runt. De tillåter dock en grupp av ungfåglar att etablera sig inom deras revir och så bildas en vinterflock, vilket sker redan i juni månad. Även under kalla vintrar stannar entitan kvar inom sitt revir. Hittar man entitor vid sitt foderbord beror det på att fågelmatningen ligger inom ett entiterevir (SLU Artdatabanken, 2021). Arten är känslig för fragmentering och har svårt att etablera sig i isolerade skogsområden. Entitan är hålhäckare, men kan inte själv hacka fram sitt hål utan är beroende av miljöer som erbjuder naturliga hål (Skogsstyrelsen, 2016).</w:t>
+      </w:r>
+    </w:p>
+    <w:p>
+      <w:r>
+        <w:t>Arten häckar ofta i skogar som är svagt eller inte alls påverkade av skogsbruk. Särskilt i Svealand ofta i skogar som har höga naturvärden och utgör skogliga värdekärnor. Entitan missgynnas av konventionellt skogsbruk genom minskad förekomst av risiga, flerskiktade skogar liksom av avverkning av lövträdsrika kantzoner. Entitans ortstrohet och dåliga spridningsförmåga gör den känslig för fragmentering (Skogsstyrelsen, 2016).</w:t>
       </w:r>
     </w:p>
     <w:p>
@@ -379,100 +679,72 @@
         <w:pStyle w:val="Heading2"/>
       </w:pPr>
       <w:r>
-        <w:t>Ur FSC-standarden</w:t>
+        <w:t>Referenser – entita</w:t>
       </w:r>
     </w:p>
     <w:p>
       <w:r>
+        <w:t xml:space="preserve">Skogsstyrelsen, 2016. </w:t>
+      </w:r>
+      <w:r>
         <w:rPr>
-          <w:b/>
+          <w:i/>
         </w:rPr>
-        <w:t xml:space="preserve">PRINCIP 1: LAGEFTERLEVNAD: </w:t>
-      </w:r>
-      <w:r>
-        <w:t>Certifikatsinnehavaren ska följa alla tillämpliga lagar, förordningar och nationellt ratificerade internationella avtal, konventioner och överenskommelser.</w:t>
+        <w:t xml:space="preserve">Vägledning för hänsyn till entita. </w:t>
+      </w:r>
+      <w:r>
+        <w:t>https://www.skogsstyrelsen.se/globalassets/lag-och-tillsyn/artskydd/vagledningar-for-hansyn-till-faglar/entita-vagledning-hansyn2.pdf</w:t>
       </w:r>
     </w:p>
     <w:p>
       <w:r>
+        <w:t xml:space="preserve">SLU Artdatabanken, 2021. </w:t>
+      </w:r>
+      <w:r>
         <w:rPr>
-          <w:b/>
+          <w:i/>
         </w:rPr>
-        <w:t xml:space="preserve">1.3.1 </w:t>
-      </w:r>
-      <w:r>
-        <w:t>Tillämpliga lagar och föreskrifter för brukandet av skogen följs.</w:t>
+        <w:t xml:space="preserve">Artfaktablad. Naturvård – artfakta. </w:t>
+      </w:r>
+      <w:r>
+        <w:t>SLU Artdatabanken, Uppsala</w:t>
       </w:r>
     </w:p>
     <w:p>
       <w:pPr>
-        <w:pStyle w:val="ListBullet"/>
+        <w:pStyle w:val="Heading1"/>
       </w:pPr>
       <w:r>
-        <w:rPr>
-          <w:b/>
-          <w:i/>
-        </w:rPr>
-        <w:t xml:space="preserve">Kommentar: </w:t>
-      </w:r>
-      <w:r>
-        <w:t>I den avverkningsanmälda skogen har fridlysta arter sina livsmiljöer och växtplatser. Att skada de fridlysta arternas livsmiljöer, växtplatser eller ekologiska funktion är inte tillåtet enligt artskyddsförordningen.</w:t>
+        <w:t>Mindre hackspett – ekologi samt krav på livsmiljön</w:t>
+      </w:r>
+    </w:p>
+    <w:p>
+      <w:r>
+        <w:t xml:space="preserve">Mindre hackspett (NT) är rödlistad som nära hotad, fridlyst och prioriterad art i Skogsvårdslagen. Den är typisk art för </w:t>
       </w:r>
       <w:r>
         <w:rPr>
           <w:i/>
         </w:rPr>
-        <w:t xml:space="preserve"> EU:s medlemsländer och skogsbolag är skyldiga att agera i enlighet med EU:s fågeldirektiv där det uttryckligen står att direktivet gäller för fåglar samt för deras ägg, bon och </w:t>
-      </w:r>
-      <w:r>
-        <w:rPr>
-          <w:b/>
-          <w:i/>
-        </w:rPr>
-        <w:t xml:space="preserve">livsmiljöer </w:t>
-      </w:r>
-      <w:r>
-        <w:t>(artikel 1). Vidare att de åtgärder som vidtas inte får leda till en försämring av den nuvarande situationen beträffande bevarandet av de fågelarter som avses i artikel 1 (artikel 13).</w:t>
+        <w:t>9010 Taiga, 9750 Svämlövskog, 9080 Lövsumpskog, 9030 Landhöjningsskog och 9040 Fjällbjörkskog</w:t>
+      </w:r>
+      <w:r>
+        <w:t>. Minskningstakten har uppgått till 25 (10–40) % under de senaste 15 åren och bedöms vara nära gränsvärdet för Sårbar (VU). (A2bc). (SLU Artdatabanken 2021).</w:t>
       </w:r>
     </w:p>
     <w:p>
       <w:r>
-        <w:rPr>
-          <w:b/>
-        </w:rPr>
-        <w:t xml:space="preserve">6.4 </w:t>
-      </w:r>
-      <w:r>
-        <w:t>Certifikatsinnehavaren ska skydda sällsynta arter och hotade arter samt deras livsmiljöer inom skogsbruksenheten. Det ska ske genom avsättningar, andra skyddade områden och genom att skapa konnektivitet och/eller genom andra direkta åtgärder som gynnar dessa arters överlevnad och livskraft. Åtgärderna ska stå i förhållande till brukandets skala, intensitet och risk, samt till sällsynta och hotade arters bevarandestatus och ekologiska krav. Certifikatsinnehavaren ska beakta den geografiska spridningen och ekologiska krav hos sällsynta och hotade arter utanför skogsbruksenhetens gränser när beslut om åtgärder inom skogsbruksenheten ska fattas.</w:t>
+        <w:t>Den mindre hackspetten lever i löv- och blandskog med förekomst av äldre lövträd, gärna ädellövträd i södra Sverige. Norrut förekommer arten i gamla löv- och blandskogar med al, björk och asp. Ett mycket glest bestånd förekommer i fjällbjörkskogen. Under vintern kan födosök ske även i äldre grandominerad skog, troligen för att den ger bättre skydd mot rovdjur och rovfåglar än ren lövskog. (SLU Artdatabanken, 2021).</w:t>
       </w:r>
     </w:p>
     <w:p>
       <w:r>
-        <w:rPr>
-          <w:b/>
-        </w:rPr>
-        <w:t xml:space="preserve">6.4.3 </w:t>
-      </w:r>
-      <w:r>
-        <w:t>Bevarandeåtgärder genomförs för de kända förekomster av rödlistade arter som påverkas av skogsbruk.</w:t>
+        <w:t>Arten har stora revir och höga krav när det gäller förekomst av lövskog på landskapsnivå. För att häcka framgångsrikt behöver ett par cirka 40 ha äldre lövdominerad skog inom ett område på upp till 200 ha. Under vintern utsträcks födosöket till ett större område på flera hundra hektar, men varje individ återvänder till samma natthål kväll efter kväll. Arten häckar i murkna lövträdsstammar eller stubbar (oftast klibbal eller björk), vanligen 3–7 meter över marken. Ett nytt bohål hackas ut varje vår (Skogsstyrelsen, 2016 &amp; SLU Artdatabanken, 2021).</w:t>
       </w:r>
     </w:p>
     <w:p>
-      <w:pPr>
-        <w:pStyle w:val="ListBullet"/>
-      </w:pPr>
-      <w:r>
-        <w:rPr>
-          <w:b/>
-          <w:i/>
-        </w:rPr>
-        <w:t xml:space="preserve">Kommentar: </w:t>
-      </w:r>
-      <w:r>
-        <w:rPr>
-          <w:i/>
-        </w:rPr>
-        <w:t>I det avverkningsanmälda skogsområdet har 17 naturvårdsarter varav 11 rödlistade arter sina livsmiljöer och växtplatser.</w:t>
+      <w:r>
+        <w:t>Den mindre hackspetten missgynnas av gallring i löv- och blandskogar, om lövträd tas bort. Vidare så missgynnas arten starkt genom avverkning av äldre lövträd, dränering och avverkning av al- och björkkärr, röjning eller gallring av täta strandskogar, alkärr samt borttagande av murkna träd och grenar. Nedhuggning av äldre hagmarksbjörkar och alar är också negativt. Arten hotas dessutom av biobränsleuttag i gamla inägomarker och andra lövskogar (Skogsstyrelsen, 2016 &amp; SLU Artdatabanken, 2021).</w:t>
       </w:r>
     </w:p>
     <w:p>
@@ -480,18 +752,63 @@
         <w:pStyle w:val="Heading2"/>
       </w:pPr>
       <w:r>
-        <w:t>Ur Chain of Custody Certification (FSC-STD-40-004 ver 3.0)</w:t>
+        <w:t>Referenser – mindre hackspett</w:t>
       </w:r>
     </w:p>
     <w:p>
       <w:r>
+        <w:t xml:space="preserve">Skogsstyrelsen, 2016. </w:t>
+      </w:r>
+      <w:r>
         <w:rPr>
-          <w:b/>
+          <w:i/>
         </w:rPr>
-        <w:t xml:space="preserve">1.3 </w:t>
-      </w:r>
-      <w:r>
-        <w:t xml:space="preserve">The organization shall commit to the FSC values as defined in FSC-POL-01-004 Policy for the Association of Organizations with FSC. </w:t>
+        <w:t xml:space="preserve">Vägledning för hänsyn till mindre hackspett. </w:t>
+      </w:r>
+      <w:r>
+        <w:t>https://www.skogsstyrelsen.se/globalassets/lag-och-tillsyn/artskydd/vagledningar-for-hansyn-till-faglar/mindre-hackspett-vagledning-hansyn2.pdf</w:t>
+      </w:r>
+    </w:p>
+    <w:p>
+      <w:r>
+        <w:t xml:space="preserve">SLU Artdatabanken, 2021. </w:t>
+      </w:r>
+      <w:r>
+        <w:rPr>
+          <w:i/>
+        </w:rPr>
+        <w:t xml:space="preserve">Artfaktablad. Naturvård – artfakta. </w:t>
+      </w:r>
+      <w:r>
+        <w:t>SLU Artdatabanken, Uppsala</w:t>
+      </w:r>
+    </w:p>
+    <w:p>
+      <w:pPr>
+        <w:pStyle w:val="Heading1"/>
+      </w:pPr>
+      <w:r>
+        <w:t>Talltita – ekologi samt krav på livsmiljön</w:t>
+      </w:r>
+    </w:p>
+    <w:p>
+      <w:r>
+        <w:t>Talltita är rödlistad som NT, fridlyst och prioriterad art i Skogsvårdslagen. Den omfattas av EU:s fågeldirektiv. Arten har minskat kraftigt de senaste 30 åren och minskningstakten innevarande 10-årsperiod beräknas till 20 (10–30) % (SLU Artdatabanken, 2022).</w:t>
+      </w:r>
+    </w:p>
+    <w:p>
+      <w:r>
+        <w:t>Talltita föredrar större sammanhängande barrskogar, och finns såväl i tallskog som granskog och i lövblandad barrskog. Skogens struktur är viktig och ska helst vara flerskiktad med riklig underväxt av mindre granar, björk och andra lövträd och buskar. Tillgång på murknande högstubbar är särskilt viktig, eftersom talltitan helst själv hackar ut sitt bohål (SLU Artdatabanken, 2022).</w:t>
+      </w:r>
+    </w:p>
+    <w:p>
+      <w:r>
+        <w:t>Det finns flera studier som visar att talltita är känslig för gallring och inte överlever när dess livsmiljö kalavverkas (Eggers and Low, 2014; Griesser et al., 2007; Klein, 2020). Talltitans revir är förhållandevis stora, 10–20 hektar och arten missgynnas när skogen fragmenteras. Kalavverkning av större delar av reviret innebär att det överges (Artdatabanken, 2021).</w:t>
+      </w:r>
+    </w:p>
+    <w:p>
+      <w:r>
+        <w:t>Talltitan är synnerligen trogen sitt revir så länge paret lever och biotopen förblir intakt. Paret stannar i sitt revir året om. En förlust av ett revir har därför en stor inverkan på den lokala populationen och trakthyggesbruket anses vara orsak till den svenska populationens kraftiga minskning. Talltiteparets revirtrohet innebär att närhelst under året man observerar en adult talltita så ingår denna plats i reviret (Siffczyk et al., 2003; Ekman, 1979).</w:t>
       </w:r>
     </w:p>
     <w:p>
@@ -499,70 +816,119 @@
         <w:pStyle w:val="Heading2"/>
       </w:pPr>
       <w:r>
-        <w:t>Ur FSC:s policy för associerade organisationer (FSC-POL-01-004)</w:t>
+        <w:t>Referenser – talltita</w:t>
       </w:r>
     </w:p>
     <w:p>
       <w:r>
-        <w:t xml:space="preserve">Som “Chain of Custody”-certifierad organisation är skogsbolaget bunden av de fastställda reglerna i Del 1 Punkt 1 c) i Policy för organisationer associerade med FSC (FSC-POL-01-004 V2-0 EN + SVE version 2012-03-02): </w:t>
+        <w:t xml:space="preserve">Eggers, S., Low, M., 2014. </w:t>
+      </w:r>
+      <w:r>
+        <w:rPr>
+          <w:i/>
+        </w:rPr>
+        <w:t xml:space="preserve">Differential demographic responses of sympatric Parids to vegetation management in boreal forest. </w:t>
+      </w:r>
+      <w:r>
+        <w:t>For. Ecol. Manage. 319, 169–175.</w:t>
+      </w:r>
+    </w:p>
+    <w:p>
+      <w:r>
+        <w:t xml:space="preserve">Ekman, J., 1979. </w:t>
+      </w:r>
+      <w:r>
+        <w:rPr>
+          <w:i/>
+        </w:rPr>
+        <w:t xml:space="preserve">Coherence, composition and territories of winter social groups of the Willow Tit Parus montanus and the Crested Tit P. cristatus. </w:t>
+      </w:r>
+      <w:r>
+        <w:t>Ornis Scandinavica, 10, pp 56–68</w:t>
+      </w:r>
+    </w:p>
+    <w:p>
+      <w:r>
+        <w:t xml:space="preserve">Griesser, M., Nystrand, M., Eggers, S., Ekman, J., 2007. </w:t>
+      </w:r>
+      <w:r>
+        <w:rPr>
+          <w:i/>
+        </w:rPr>
+        <w:t xml:space="preserve">Impact of forestry practices on fitness correlates and population productivity in an open-nesting bird species. </w:t>
+      </w:r>
+      <w:r>
+        <w:t>Conserv. Biol. 21, 767–774. https://doi.org/10.1111/j.1523- 1739.2007.00675.x</w:t>
+      </w:r>
+    </w:p>
+    <w:p>
+      <w:r>
+        <w:t xml:space="preserve">Klein, J., 2020. </w:t>
+      </w:r>
+      <w:r>
+        <w:rPr>
+          <w:i/>
+        </w:rPr>
+        <w:t xml:space="preserve">The forgotten forest – On thinning, retention, and biodiversity in the boreal forest. </w:t>
+      </w:r>
+      <w:r>
+        <w:t>Doctoral Thesis No. 2020:50</w:t>
+      </w:r>
+    </w:p>
+    <w:p>
+      <w:r>
+        <w:t xml:space="preserve">Siffczyk, C., Brotons, L., Kangas, K., Orell, M., 2003. </w:t>
+      </w:r>
+      <w:r>
+        <w:rPr>
+          <w:i/>
+        </w:rPr>
+        <w:t xml:space="preserve">Home range size of willow tits. </w:t>
+      </w:r>
+      <w:r>
+        <w:t>Oecologica, 136, 635–642 (2003)</w:t>
+      </w:r>
+    </w:p>
+    <w:p>
+      <w:r>
+        <w:t xml:space="preserve">SLU Artdatabanken, 2021. </w:t>
+      </w:r>
+      <w:r>
+        <w:rPr>
+          <w:i/>
+        </w:rPr>
+        <w:t xml:space="preserve">Artfaktablad. Naturvård – artfakta. </w:t>
+      </w:r>
+      <w:r>
+        <w:t>SLU Artdatabanken, Uppsala</w:t>
       </w:r>
     </w:p>
     <w:p>
       <w:pPr>
-        <w:pStyle w:val="ListNumber"/>
+        <w:pStyle w:val="Heading1"/>
       </w:pPr>
       <w:r>
-        <w:t>De organisationer FSC kan acceptera association med får inte direkt eller indirekt ha några kopplingar till nedanstående, oacceptabla aktiviteter:</w:t>
+        <w:t>Havsörn – ekologi samt krav på livsmiljön</w:t>
       </w:r>
     </w:p>
     <w:p>
-      <w:pPr>
-        <w:ind w:left="357"/>
-      </w:pPr>
-      <w:r>
-        <w:t>a) Olaglig skogsavverkning och handel med olagligt avverkat virke eller skogsprodukter</w:t>
+      <w:r>
+        <w:t>Havsörn är fridlyst enligt 4§ artskyddsförordningen och upptagen i bilaga 1 EU:s fågeldirektiv. Havsörnen häckar i anslutning till skärgårdar, kuster, sjöar och vattendrag, ofta på öar men ibland även ganska långt från vatten. I svenska kustområden varierar medelavståndet mellan etablerade par från ca 13 km till under 5 km, mest beroende på bytestillgänglighet; minsta avstånd mellan samtidigt bebodda bon i vårt land är ca 1,5 km. Ofta har ett havsörnspar flera olika bon som kan användas omväxlande (SLU Artdatabanken, 2026; Skogsstyrelsen, 2016).</w:t>
       </w:r>
     </w:p>
     <w:p>
-      <w:pPr>
-        <w:ind w:left="357"/>
-      </w:pPr>
-      <w:r>
-        <w:t>...</w:t>
+      <w:r>
+        <w:t>Boet byggs nästan uteslutande i träd, oftast tallar. Häckar sällsynt även på klipphyllor eller direkt på marken. Boet placeras oftast i trädets övre del och kan bli mycket stort, vilket ställer stora krav på boträdet. Trädet måste ha en stark, bärande krona med lämpliga grova grenar, vilket utvecklas först när trädet har uppnått en hög ålder. Genomsnittsåldern hos botallar vid svenska Ostkusten under 1970- och 80-talet var 160 år (från 100 till 350 år) men har sannolikt redan nu sjunkit betydligt genom en brist på gamla träd. Frekvensen nybyggda bon i för svaga träd där boet rasat under häckningen har ökat markant under senare år i Syd- och Mellansverige. I Lappland var boträden i snitt 350 år (200 – ca 600 år). Mot bakgrund av de lägsta uppmätta åldrarna hos dessa fungerande boträd utgör den sjunkande omloppstiden vid slutavverkningar i Sverige ett hot – det kommer inte att räcka med att spara överståndare vid slutavverkningar av kanske högst 70-åriga bestånd i framtiden (SLU Artdatabanken, 2026; Skogsstyrelsen, 2016).</w:t>
       </w:r>
     </w:p>
     <w:p>
-      <w:pPr>
-        <w:ind w:left="357"/>
-      </w:pPr>
-      <w:r>
-        <w:t>c) Skogsbruk som förstör höga naturvärden</w:t>
+      <w:r>
+        <w:t>Skyddandet av befintliga bon måste upprätthållas och i samband med skogsavverkning ska befintliga boträd sparas med en lämpligt avgränsad skyddszon runtom. Vid slutavverkning bör en skyddszon på 100 meters radie runt boplatsen lämnas intakt. Under häckningsperioden (1 januari till 15 augusti) är havsörnen störningskänslig och inga skogsbruksåtgärder eller annan störande verksamhet får förekomma närmare än 500 m från boet under den tiden. (SLU Artdatabanken, 2026; Skogsstyrelsen, 2016).</w:t>
       </w:r>
     </w:p>
     <w:p>
-      <w:pPr>
-        <w:ind w:left="357"/>
-      </w:pPr>
-      <w:r>
-        <w:t>d) Betydande omvandling av skog till plantager eller annan, icke skoglig, markanvändning</w:t>
-      </w:r>
-    </w:p>
-    <w:p>
-      <w:pPr>
-        <w:pStyle w:val="ListBullet"/>
-      </w:pPr>
-      <w:r>
-        <w:rPr>
-          <w:b/>
-          <w:i/>
-        </w:rPr>
-        <w:t xml:space="preserve">Kommentar: </w:t>
-      </w:r>
-      <w:r>
-        <w:rPr>
-          <w:i/>
-        </w:rPr>
-        <w:t>Avverkning av skog med höga naturvärden samt skada på fridlysta arter strider både mot FSC Controlled Wood-standarden och FSC:s policy for associerade organisationer.</w:t>
+      <w:r>
+        <w:t>För att garantera möjligheter till häckning även i framtiden bör ett nätverk av häckningsområden skyddas inom artens hela naturliga utbredningsområde i landet. Havsörnen är upptagen bland de arter som enligt fågeldirektivet/habitatdirektivet har ett sådant gemenskapsintresse inom EU att särskilda skydds- eller bevarandeområden behöver utses (Miljöbalken, Bilagan till Artskyddsförordningen 1998:179, reviderad 2001). Arten är beroende av grova träd för placering av sina stora risbon och detta kan bli en begränsande faktor kommande 30 år (tre generationer). För att åstadkomma en succession av lämpliga boträd för kommande generationer av havsörnar behöver ett betydligt större antal s.k. evighetsträd sparas vid avverkningar redan idag. (SLU Artdatabanken, 2026).</w:t>
       </w:r>
     </w:p>
     <w:p>
@@ -570,214 +936,6 @@
         <w:pStyle w:val="Heading2"/>
       </w:pPr>
       <w:r>
-        <w:t>Ur FSC Controlled Wood (FSC-STD-40-005)</w:t>
-      </w:r>
-    </w:p>
-    <w:p>
-      <w:r>
-        <w:t>Virke som inte accepteras i FSC-märkta produkter (oacceptabelt ursprung) enligt FSC Controlled Wood (FSC-STD-40-005):</w:t>
-      </w:r>
-    </w:p>
-    <w:p>
-      <w:pPr>
-        <w:pStyle w:val="ListNumber"/>
-      </w:pPr>
-      <w:r>
-        <w:t>Illegalt avverkat virke.</w:t>
-      </w:r>
-    </w:p>
-    <w:p>
-      <w:pPr>
-        <w:pStyle w:val="ListNumber"/>
-      </w:pPr>
-      <w:r>
-        <w:t>...</w:t>
-      </w:r>
-    </w:p>
-    <w:p>
-      <w:pPr>
-        <w:pStyle w:val="ListNumber"/>
-      </w:pPr>
-      <w:r>
-        <w:t>Virke från avverkningar som hotar höga naturvärden.</w:t>
-      </w:r>
-    </w:p>
-    <w:p>
-      <w:pPr>
-        <w:pStyle w:val="ListNumber"/>
-      </w:pPr>
-      <w:r>
-        <w:t>Virke från skog som konverteras till plantager eller icke-skogligt bruk.</w:t>
-      </w:r>
-    </w:p>
-    <w:p>
-      <w:pPr>
-        <w:pStyle w:val="ListBullet"/>
-      </w:pPr>
-      <w:r>
-        <w:rPr>
-          <w:b/>
-          <w:i/>
-        </w:rPr>
-        <w:t xml:space="preserve">Kommentar: </w:t>
-      </w:r>
-      <w:r>
-        <w:rPr>
-          <w:i/>
-        </w:rPr>
-        <w:t>Avverkning av skog med höga naturvärden samt skada på fridlysta arter strider både mot FSC Controlled Wood-standarden och FSC:s policy for associerade organisationer.</w:t>
-      </w:r>
-    </w:p>
-    <w:p>
-      <w:pPr>
-        <w:pStyle w:val="Heading1"/>
-      </w:pPr>
-      <w:r>
-        <w:t>Ur PEFC-standarden gällande lagefterlevnad</w:t>
-      </w:r>
-    </w:p>
-    <w:p>
-      <w:r>
-        <w:t>PEFC-standarden förutsätter att tillämplig svensk lagstiftning följs. Det är utsedd tillsynsmyndighet som ansvarar för tillsyn av lagens efterlevnad. PEFC-standarden återger innehållet i vissa certifieringskritiska lag- och föreskriftskrav vilka ska ingå i granskning av PEFC-systemets efterlevnad.</w:t>
-      </w:r>
-    </w:p>
-    <w:p>
-      <w:pPr>
-        <w:pStyle w:val="ListBullet"/>
-      </w:pPr>
-      <w:r>
-        <w:rPr>
-          <w:b/>
-          <w:i/>
-        </w:rPr>
-        <w:t xml:space="preserve">Kommentar: </w:t>
-      </w:r>
-      <w:r>
-        <w:rPr>
-          <w:i/>
-        </w:rPr>
-        <w:t>I den avverkningsanmälda skogen har fridlysta arter sina livsmiljöer och växtplatser. Att skada de fridlysta arternas livsmiljöer, växtplatser eller ekologiska funktion är inte tillåtet enligt artskyddsförordningen</w:t>
-      </w:r>
-    </w:p>
-    <w:p>
-      <w:r>
-        <w:br w:type="page"/>
-      </w:r>
-    </w:p>
-    <w:p>
-      <w:pPr>
-        <w:pStyle w:val="Title"/>
-      </w:pPr>
-      <w:r>
-        <w:t>BILAGA 1 – Fridlysta arter</w:t>
-      </w:r>
-    </w:p>
-    <w:p>
-      <w:pPr>
-        <w:pStyle w:val="Heading1"/>
-      </w:pPr>
-      <w:r>
-        <w:t>Entita – ekologi samt krav på livsmiljön</w:t>
-      </w:r>
-    </w:p>
-    <w:p>
-      <w:r>
-        <w:t xml:space="preserve">Entita (NT, §4) är rödlistad som nära hotad, fridlyst och prioriterad art enligt Skogsvårdslagen. Den omfattas av EU:s fågeldirektiv och är typisk art för </w:t>
-      </w:r>
-      <w:r>
-        <w:rPr>
-          <w:i/>
-        </w:rPr>
-        <w:t>9080 Lövsumpskog</w:t>
-      </w:r>
-      <w:r>
-        <w:t>. Minskningstakten har uppgått till 20 (10–30) % under de senaste 10 åren och bedöms vara nära gränsvärdet för Sårbar (VU). (A2b) (SLU Artdatabanken, 2021).</w:t>
-      </w:r>
-    </w:p>
-    <w:p>
-      <w:r>
-        <w:t>Entitan är en utpräglad lövskogsfågel som påträffas i ädellövskogar, strandskogar, ekhagar, igenväxande hagmarker, lövdungar, parker och trädgårdar. Den föredrar flerskiktade, gärna högvuxna skogar med inslag av äldre träd och med ett välutvecklat buskskikt. Ek- och hasseldominerade skogar och dungar, samt alkärr med videsnår, hör till de miljöer som ofta utnyttjas. I sydligaste Sverige är bokskog en viktig miljö (Skogsstyrelsen, 2016).</w:t>
-      </w:r>
-    </w:p>
-    <w:p>
-      <w:r>
-        <w:t>Reviren är relativt stora för en småfågel, i genomsnitt omkring 5 hektar men de kan vara upp till 20 hektar. Entitan är en utpräglad stannfågel och rör sig inte långt från kläckningsplatsen; ungfåglarna sprider sig sällan mer än 5 km från födelseplatsen och etablerade fåglar lämnar därefter inte sitt revir (Skogsstyrelsen, 2016). Det häckande paret försvarar sitt revir året runt. De tillåter dock en grupp av ungfåglar att etablera sig inom deras revir och så bildas en vinterflock, vilket sker redan i juni månad. Även under kalla vintrar stannar entitan kvar inom sitt revir. Hittar man entitor vid sitt foderbord beror det på att fågelmatningen ligger inom ett entiterevir (SLU Artdatabanken, 2021). Arten är känslig för fragmentering och har svårt att etablera sig i isolerade skogsområden. Entitan är hålhäckare, men kan inte själv hacka fram sitt hål utan är beroende av miljöer som erbjuder naturliga hål (Skogsstyrelsen, 2016).</w:t>
-      </w:r>
-    </w:p>
-    <w:p>
-      <w:r>
-        <w:t>Arten häckar ofta i skogar som är svagt eller inte alls påverkade av skogsbruk. Särskilt i Svealand ofta i skogar som har höga naturvärden och utgör skogliga värdekärnor. Entitan missgynnas av konventionellt skogsbruk genom minskad förekomst av risiga, flerskiktade skogar liksom av avverkning av lövträdsrika kantzoner. Entitans ortstrohet och dåliga spridningsförmåga gör den känslig för fragmentering (Skogsstyrelsen, 2016).</w:t>
-      </w:r>
-    </w:p>
-    <w:p>
-      <w:pPr>
-        <w:pStyle w:val="Heading2"/>
-      </w:pPr>
-      <w:r>
-        <w:t>Referenser – entita</w:t>
-      </w:r>
-    </w:p>
-    <w:p>
-      <w:r>
-        <w:t xml:space="preserve">Skogsstyrelsen, 2016. </w:t>
-      </w:r>
-      <w:r>
-        <w:rPr>
-          <w:i/>
-        </w:rPr>
-        <w:t xml:space="preserve">Vägledning för hänsyn till entita. </w:t>
-      </w:r>
-      <w:r>
-        <w:t>https://www.skogsstyrelsen.se/globalassets/lag-och-tillsyn/artskydd/vagledningar-for-hansyn-till-faglar/entita-vagledning-hansyn2.pdf</w:t>
-      </w:r>
-    </w:p>
-    <w:p>
-      <w:r>
-        <w:t xml:space="preserve">SLU Artdatabanken, 2021. </w:t>
-      </w:r>
-      <w:r>
-        <w:rPr>
-          <w:i/>
-        </w:rPr>
-        <w:t xml:space="preserve">Artfaktablad. Naturvård – artfakta. </w:t>
-      </w:r>
-      <w:r>
-        <w:t>SLU Artdatabanken, Uppsala</w:t>
-      </w:r>
-    </w:p>
-    <w:p>
-      <w:pPr>
-        <w:pStyle w:val="Heading1"/>
-      </w:pPr>
-      <w:r>
-        <w:t>Havsörn – ekologi samt krav på livsmiljön</w:t>
-      </w:r>
-    </w:p>
-    <w:p>
-      <w:r>
-        <w:t>Havsörn är fridlyst enligt 4§ artskyddsförordningen och upptagen i bilaga 1 EU:s fågeldirektiv. Havsörnen häckar i anslutning till skärgårdar, kuster, sjöar och vattendrag, ofta på öar men ibland även ganska långt från vatten. I svenska kustområden varierar medelavståndet mellan etablerade par från ca 13 km till under 5 km, mest beroende på bytestillgänglighet; minsta avstånd mellan samtidigt bebodda bon i vårt land är ca 1,5 km. Ofta har ett havsörnspar flera olika bon som kan användas omväxlande (SLU Artdatabanken, 2026; Skogsstyrelsen, 2016).</w:t>
-      </w:r>
-    </w:p>
-    <w:p>
-      <w:r>
-        <w:t>Boet byggs nästan uteslutande i träd, oftast tallar. Häckar sällsynt även på klipphyllor eller direkt på marken. Boet placeras oftast i trädets övre del och kan bli mycket stort, vilket ställer stora krav på boträdet. Trädet måste ha en stark, bärande krona med lämpliga grova grenar, vilket utvecklas först när trädet har uppnått en hög ålder. Genomsnittsåldern hos botallar vid svenska Ostkusten under 1970- och 80-talet var 160 år (från 100 till 350 år) men har sannolikt redan nu sjunkit betydligt genom en brist på gamla träd. Frekvensen nybyggda bon i för svaga träd där boet rasat under häckningen har ökat markant under senare år i Syd- och Mellansverige. I Lappland var boträden i snitt 350 år (200 – ca 600 år). Mot bakgrund av de lägsta uppmätta åldrarna hos dessa fungerande boträd utgör den sjunkande omloppstiden vid slutavverkningar i Sverige ett hot – det kommer inte att räcka med att spara överståndare vid slutavverkningar av kanske högst 70-åriga bestånd i framtiden (SLU Artdatabanken, 2026; Skogsstyrelsen, 2016).</w:t>
-      </w:r>
-    </w:p>
-    <w:p>
-      <w:r>
-        <w:t>Skyddandet av befintliga bon måste upprätthållas och i samband med skogsavverkning ska befintliga boträd sparas med en lämpligt avgränsad skyddszon runtom. Vid slutavverkning bör en skyddszon på 100 meters radie runt boplatsen lämnas intakt. Under häckningsperioden (1 januari till 15 augusti) är havsörnen störningskänslig och inga skogsbruksåtgärder eller annan störande verksamhet får förekomma närmare än 500 m från boet under den tiden. (SLU Artdatabanken, 2026; Skogsstyrelsen, 2016).</w:t>
-      </w:r>
-    </w:p>
-    <w:p>
-      <w:r>
-        <w:t>För att garantera möjligheter till häckning även i framtiden bör ett nätverk av häckningsområden skyddas inom artens hela naturliga utbredningsområde i landet. Havsörnen är upptagen bland de arter som enligt fågeldirektivet/habitatdirektivet har ett sådant gemenskapsintresse inom EU att särskilda skydds- eller bevarandeområden behöver utses (Miljöbalken, Bilagan till Artskyddsförordningen 1998:179, reviderad 2001). Arten är beroende av grova träd för placering av sina stora risbon och detta kan bli en begränsande faktor kommande 30 år (tre generationer). För att åstadkomma en succession av lämpliga boträd för kommande generationer av havsörnar behöver ett betydligt större antal s.k. evighetsträd sparas vid avverkningar redan idag. (SLU Artdatabanken, 2026).</w:t>
-      </w:r>
-    </w:p>
-    <w:p>
-      <w:pPr>
-        <w:pStyle w:val="Heading2"/>
-      </w:pPr>
-      <w:r>
         <w:t>Referenser – havsörn</w:t>
       </w:r>
     </w:p>
@@ -798,199 +956,6 @@
     <w:p>
       <w:r>
         <w:t xml:space="preserve">SLU Artdatabanken, 2026. </w:t>
-      </w:r>
-      <w:r>
-        <w:rPr>
-          <w:i/>
-        </w:rPr>
-        <w:t xml:space="preserve">Artfaktablad. Naturvård – artfakta. </w:t>
-      </w:r>
-      <w:r>
-        <w:t>SLU Artdatabanken, Uppsala</w:t>
-      </w:r>
-    </w:p>
-    <w:p>
-      <w:pPr>
-        <w:pStyle w:val="Heading1"/>
-      </w:pPr>
-      <w:r>
-        <w:t>Mindre hackspett – ekologi samt krav på livsmiljön</w:t>
-      </w:r>
-    </w:p>
-    <w:p>
-      <w:r>
-        <w:t xml:space="preserve">Mindre hackspett (NT) är rödlistad som nära hotad, fridlyst och prioriterad art i Skogsvårdslagen. Den är typisk art för </w:t>
-      </w:r>
-      <w:r>
-        <w:rPr>
-          <w:i/>
-        </w:rPr>
-        <w:t>9010 Taiga, 9750 Svämlövskog, 9080 Lövsumpskog, 9030 Landhöjningsskog och 9040 Fjällbjörkskog</w:t>
-      </w:r>
-      <w:r>
-        <w:t>. Minskningstakten har uppgått till 25 (10–40) % under de senaste 15 åren och bedöms vara nära gränsvärdet för Sårbar (VU). (A2bc). (SLU Artdatabanken 2021).</w:t>
-      </w:r>
-    </w:p>
-    <w:p>
-      <w:r>
-        <w:t>Den mindre hackspetten lever i löv- och blandskog med förekomst av äldre lövträd, gärna ädellövträd i södra Sverige. Norrut förekommer arten i gamla löv- och blandskogar med al, björk och asp. Ett mycket glest bestånd förekommer i fjällbjörkskogen. Under vintern kan födosök ske även i äldre grandominerad skog, troligen för att den ger bättre skydd mot rovdjur och rovfåglar än ren lövskog. (SLU Artdatabanken, 2021).</w:t>
-      </w:r>
-    </w:p>
-    <w:p>
-      <w:r>
-        <w:t>Arten har stora revir och höga krav när det gäller förekomst av lövskog på landskapsnivå. För att häcka framgångsrikt behöver ett par cirka 40 ha äldre lövdominerad skog inom ett område på upp till 200 ha. Under vintern utsträcks födosöket till ett större område på flera hundra hektar, men varje individ återvänder till samma natthål kväll efter kväll. Arten häckar i murkna lövträdsstammar eller stubbar (oftast klibbal eller björk), vanligen 3–7 meter över marken. Ett nytt bohål hackas ut varje vår (Skogsstyrelsen, 2016 &amp; SLU Artdatabanken, 2021).</w:t>
-      </w:r>
-    </w:p>
-    <w:p>
-      <w:r>
-        <w:t>Den mindre hackspetten missgynnas av gallring i löv- och blandskogar, om lövträd tas bort. Vidare så missgynnas arten starkt genom avverkning av äldre lövträd, dränering och avverkning av al- och björkkärr, röjning eller gallring av täta strandskogar, alkärr samt borttagande av murkna träd och grenar. Nedhuggning av äldre hagmarksbjörkar och alar är också negativt. Arten hotas dessutom av biobränsleuttag i gamla inägomarker och andra lövskogar (Skogsstyrelsen, 2016 &amp; SLU Artdatabanken, 2021).</w:t>
-      </w:r>
-    </w:p>
-    <w:p>
-      <w:pPr>
-        <w:pStyle w:val="Heading2"/>
-      </w:pPr>
-      <w:r>
-        <w:t>Referenser – mindre hackspett</w:t>
-      </w:r>
-    </w:p>
-    <w:p>
-      <w:r>
-        <w:t xml:space="preserve">Skogsstyrelsen, 2016. </w:t>
-      </w:r>
-      <w:r>
-        <w:rPr>
-          <w:i/>
-        </w:rPr>
-        <w:t xml:space="preserve">Vägledning för hänsyn till mindre hackspett. </w:t>
-      </w:r>
-      <w:r>
-        <w:t>https://www.skogsstyrelsen.se/globalassets/lag-och-tillsyn/artskydd/vagledningar-for-hansyn-till-faglar/mindre-hackspett-vagledning-hansyn2.pdf</w:t>
-      </w:r>
-    </w:p>
-    <w:p>
-      <w:r>
-        <w:t xml:space="preserve">SLU Artdatabanken, 2021. </w:t>
-      </w:r>
-      <w:r>
-        <w:rPr>
-          <w:i/>
-        </w:rPr>
-        <w:t xml:space="preserve">Artfaktablad. Naturvård – artfakta. </w:t>
-      </w:r>
-      <w:r>
-        <w:t>SLU Artdatabanken, Uppsala</w:t>
-      </w:r>
-    </w:p>
-    <w:p>
-      <w:pPr>
-        <w:pStyle w:val="Heading1"/>
-      </w:pPr>
-      <w:r>
-        <w:t>Talltita – ekologi samt krav på livsmiljön</w:t>
-      </w:r>
-    </w:p>
-    <w:p>
-      <w:r>
-        <w:t>Talltita är rödlistad som NT, fridlyst och prioriterad art i Skogsvårdslagen. Den omfattas av EU:s fågeldirektiv. Arten har minskat kraftigt de senaste 30 åren och minskningstakten innevarande 10-årsperiod beräknas till 20 (10–30) % (SLU Artdatabanken, 2022).</w:t>
-      </w:r>
-    </w:p>
-    <w:p>
-      <w:r>
-        <w:t>Talltita föredrar större sammanhängande barrskogar, och finns såväl i tallskog som granskog och i lövblandad barrskog. Skogens struktur är viktig och ska helst vara flerskiktad med riklig underväxt av mindre granar, björk och andra lövträd och buskar. Tillgång på murknande högstubbar är särskilt viktig, eftersom talltitan helst själv hackar ut sitt bohål (SLU Artdatabanken, 2022).</w:t>
-      </w:r>
-    </w:p>
-    <w:p>
-      <w:r>
-        <w:t>Det finns flera studier som visar att talltita är känslig för gallring och inte överlever när dess livsmiljö kalavverkas (Eggers and Low, 2014; Griesser et al., 2007; Klein, 2020). Talltitans revir är förhållandevis stora, 10–20 hektar och arten missgynnas när skogen fragmenteras. Kalavverkning av större delar av reviret innebär att det överges (Artdatabanken, 2021).</w:t>
-      </w:r>
-    </w:p>
-    <w:p>
-      <w:r>
-        <w:t>Talltitan är synnerligen trogen sitt revir så länge paret lever och biotopen förblir intakt. Paret stannar i sitt revir året om. En förlust av ett revir har därför en stor inverkan på den lokala populationen och trakthyggesbruket anses vara orsak till den svenska populationens kraftiga minskning. Talltiteparets revirtrohet innebär att närhelst under året man observerar en adult talltita så ingår denna plats i reviret (Siffczyk et al., 2003; Ekman, 1979).</w:t>
-      </w:r>
-    </w:p>
-    <w:p>
-      <w:pPr>
-        <w:pStyle w:val="Heading2"/>
-      </w:pPr>
-      <w:r>
-        <w:t>Referenser – talltita</w:t>
-      </w:r>
-    </w:p>
-    <w:p>
-      <w:r>
-        <w:t xml:space="preserve">Eggers, S., Low, M., 2014. </w:t>
-      </w:r>
-      <w:r>
-        <w:rPr>
-          <w:i/>
-        </w:rPr>
-        <w:t xml:space="preserve">Differential demographic responses of sympatric Parids to vegetation management in boreal forest. </w:t>
-      </w:r>
-      <w:r>
-        <w:t>For. Ecol. Manage. 319, 169–175.</w:t>
-      </w:r>
-    </w:p>
-    <w:p>
-      <w:r>
-        <w:t xml:space="preserve">Ekman, J., 1979. </w:t>
-      </w:r>
-      <w:r>
-        <w:rPr>
-          <w:i/>
-        </w:rPr>
-        <w:t xml:space="preserve">Coherence, composition and territories of winter social groups of the Willow Tit Parus montanus and the Crested Tit P. cristatus. </w:t>
-      </w:r>
-      <w:r>
-        <w:t>Ornis Scandinavica, 10, pp 56–68</w:t>
-      </w:r>
-    </w:p>
-    <w:p>
-      <w:r>
-        <w:t xml:space="preserve">Griesser, M., Nystrand, M., Eggers, S., Ekman, J., 2007. </w:t>
-      </w:r>
-      <w:r>
-        <w:rPr>
-          <w:i/>
-        </w:rPr>
-        <w:t xml:space="preserve">Impact of forestry practices on fitness correlates and population productivity in an open-nesting bird species. </w:t>
-      </w:r>
-      <w:r>
-        <w:t>Conserv. Biol. 21, 767–774. https://doi.org/10.1111/j.1523- 1739.2007.00675.x</w:t>
-      </w:r>
-    </w:p>
-    <w:p>
-      <w:r>
-        <w:t xml:space="preserve">Klein, J., 2020. </w:t>
-      </w:r>
-      <w:r>
-        <w:rPr>
-          <w:i/>
-        </w:rPr>
-        <w:t xml:space="preserve">The forgotten forest – On thinning, retention, and biodiversity in the boreal forest. </w:t>
-      </w:r>
-      <w:r>
-        <w:t>Doctoral Thesis No. 2020:50</w:t>
-      </w:r>
-    </w:p>
-    <w:p>
-      <w:r>
-        <w:t xml:space="preserve">Siffczyk, C., Brotons, L., Kangas, K., Orell, M., 2003. </w:t>
-      </w:r>
-      <w:r>
-        <w:rPr>
-          <w:i/>
-        </w:rPr>
-        <w:t xml:space="preserve">Home range size of willow tits. </w:t>
-      </w:r>
-      <w:r>
-        <w:t>Oecologica, 136, 635–642 (2003)</w:t>
-      </w:r>
-    </w:p>
-    <w:p>
-      <w:r>
-        <w:t xml:space="preserve">SLU Artdatabanken, 2021. </w:t>
       </w:r>
       <w:r>
         <w:rPr>
@@ -1130,7 +1095,7 @@
     <w:r>
       <w:tab/>
       <w:tab/>
-      <w:t>2026-06-20</w:t>
+      <w:t>2026-06-21</w:t>
       <w:br/>
       <w:br/>
     </w:r>

--- a/klagomål/A 63513-2023 FSC-klagomål.docx
+++ b/klagomål/A 63513-2023 FSC-klagomål.docx
@@ -1095,7 +1095,7 @@
     <w:r>
       <w:tab/>
       <w:tab/>
-      <w:t>2026-06-21</w:t>
+      <w:t>2026-06-22</w:t>
       <w:br/>
       <w:br/>
     </w:r>

--- a/klagomål/A 63513-2023 FSC-klagomål.docx
+++ b/klagomål/A 63513-2023 FSC-klagomål.docx
@@ -1095,7 +1095,7 @@
     <w:r>
       <w:tab/>
       <w:tab/>
-      <w:t>2026-06-22</w:t>
+      <w:t>2026-06-23</w:t>
       <w:br/>
       <w:br/>
     </w:r>

--- a/klagomål/A 63513-2023 FSC-klagomål.docx
+++ b/klagomål/A 63513-2023 FSC-klagomål.docx
@@ -1095,7 +1095,7 @@
     <w:r>
       <w:tab/>
       <w:tab/>
-      <w:t>2026-06-23</w:t>
+      <w:t>2026-06-24</w:t>
       <w:br/>
       <w:br/>
     </w:r>

--- a/klagomål/A 63513-2023 FSC-klagomål.docx
+++ b/klagomål/A 63513-2023 FSC-klagomål.docx
@@ -1095,7 +1095,7 @@
     <w:r>
       <w:tab/>
       <w:tab/>
-      <w:t>2026-06-24</w:t>
+      <w:t>2026-06-25</w:t>
       <w:br/>
       <w:br/>
     </w:r>

--- a/klagomål/A 63513-2023 FSC-klagomål.docx
+++ b/klagomål/A 63513-2023 FSC-klagomål.docx
@@ -1095,7 +1095,7 @@
     <w:r>
       <w:tab/>
       <w:tab/>
-      <w:t>2026-06-25</w:t>
+      <w:t>2026-06-26</w:t>
       <w:br/>
       <w:br/>
     </w:r>

--- a/klagomål/A 63513-2023 FSC-klagomål.docx
+++ b/klagomål/A 63513-2023 FSC-klagomål.docx
@@ -1095,7 +1095,7 @@
     <w:r>
       <w:tab/>
       <w:tab/>
-      <w:t>2026-06-26</w:t>
+      <w:t>2026-06-27</w:t>
       <w:br/>
       <w:br/>
     </w:r>

--- a/klagomål/A 63513-2023 FSC-klagomål.docx
+++ b/klagomål/A 63513-2023 FSC-klagomål.docx
@@ -1095,7 +1095,7 @@
     <w:r>
       <w:tab/>
       <w:tab/>
-      <w:t>2026-06-27</w:t>
+      <w:t>2026-06-28</w:t>
       <w:br/>
       <w:br/>
     </w:r>

--- a/klagomål/A 63513-2023 FSC-klagomål.docx
+++ b/klagomål/A 63513-2023 FSC-klagomål.docx
@@ -1095,7 +1095,7 @@
     <w:r>
       <w:tab/>
       <w:tab/>
-      <w:t>2026-06-28</w:t>
+      <w:t>2026-06-29</w:t>
       <w:br/>
       <w:br/>
     </w:r>

--- a/klagomål/A 63513-2023 FSC-klagomål.docx
+++ b/klagomål/A 63513-2023 FSC-klagomål.docx
@@ -1095,7 +1095,7 @@
     <w:r>
       <w:tab/>
       <w:tab/>
-      <w:t>2026-06-29</w:t>
+      <w:t>2026-06-30</w:t>
       <w:br/>
       <w:br/>
     </w:r>

--- a/klagomål/A 63513-2023 FSC-klagomål.docx
+++ b/klagomål/A 63513-2023 FSC-klagomål.docx
@@ -1095,7 +1095,7 @@
     <w:r>
       <w:tab/>
       <w:tab/>
-      <w:t>2026-06-30</w:t>
+      <w:t>2026-07-01</w:t>
       <w:br/>
       <w:br/>
     </w:r>

--- a/klagomål/A 63513-2023 FSC-klagomål.docx
+++ b/klagomål/A 63513-2023 FSC-klagomål.docx
@@ -1095,7 +1095,7 @@
     <w:r>
       <w:tab/>
       <w:tab/>
-      <w:t>2026-07-01</w:t>
+      <w:t>2026-07-02</w:t>
       <w:br/>
       <w:br/>
     </w:r>

--- a/klagomål/A 63513-2023 FSC-klagomål.docx
+++ b/klagomål/A 63513-2023 FSC-klagomål.docx
@@ -1095,7 +1095,7 @@
     <w:r>
       <w:tab/>
       <w:tab/>
-      <w:t>2026-07-13</w:t>
+      <w:t>2026-07-14</w:t>
       <w:br/>
       <w:br/>
     </w:r>

--- a/klagomål/A 63513-2023 FSC-klagomål.docx
+++ b/klagomål/A 63513-2023 FSC-klagomål.docx
@@ -1095,7 +1095,7 @@
     <w:r>
       <w:tab/>
       <w:tab/>
-      <w:t>2026-07-14</w:t>
+      <w:t>2026-07-15</w:t>
       <w:br/>
       <w:br/>
     </w:r>

--- a/klagomål/A 63513-2023 FSC-klagomål.docx
+++ b/klagomål/A 63513-2023 FSC-klagomål.docx
@@ -1095,7 +1095,7 @@
     <w:r>
       <w:tab/>
       <w:tab/>
-      <w:t>2026-07-15</w:t>
+      <w:t>2026-07-16</w:t>
       <w:br/>
       <w:br/>
     </w:r>

--- a/klagomål/A 63513-2023 FSC-klagomål.docx
+++ b/klagomål/A 63513-2023 FSC-klagomål.docx
@@ -1095,7 +1095,7 @@
     <w:r>
       <w:tab/>
       <w:tab/>
-      <w:t>2026-07-16</w:t>
+      <w:t>2026-07-17</w:t>
       <w:br/>
       <w:br/>
     </w:r>

--- a/klagomål/A 63513-2023 FSC-klagomål.docx
+++ b/klagomål/A 63513-2023 FSC-klagomål.docx
@@ -1095,7 +1095,7 @@
     <w:r>
       <w:tab/>
       <w:tab/>
-      <w:t>2026-07-17</w:t>
+      <w:t>2026-07-18</w:t>
       <w:br/>
       <w:br/>
     </w:r>

--- a/klagomål/A 63513-2023 FSC-klagomål.docx
+++ b/klagomål/A 63513-2023 FSC-klagomål.docx
@@ -1095,7 +1095,7 @@
     <w:r>
       <w:tab/>
       <w:tab/>
-      <w:t>2026-07-18</w:t>
+      <w:t>2026-07-19</w:t>
       <w:br/>
       <w:br/>
     </w:r>

--- a/klagomål/A 63513-2023 FSC-klagomål.docx
+++ b/klagomål/A 63513-2023 FSC-klagomål.docx
@@ -1095,7 +1095,7 @@
     <w:r>
       <w:tab/>
       <w:tab/>
-      <w:t>2026-07-19</w:t>
+      <w:t>2026-07-20</w:t>
       <w:br/>
       <w:br/>
     </w:r>

--- a/klagomål/A 63513-2023 FSC-klagomål.docx
+++ b/klagomål/A 63513-2023 FSC-klagomål.docx
@@ -1095,7 +1095,7 @@
     <w:r>
       <w:tab/>
       <w:tab/>
-      <w:t>2026-07-20</w:t>
+      <w:t>2026-07-21</w:t>
       <w:br/>
       <w:br/>
     </w:r>

--- a/klagomål/A 63513-2023 FSC-klagomål.docx
+++ b/klagomål/A 63513-2023 FSC-klagomål.docx
@@ -1095,7 +1095,7 @@
     <w:r>
       <w:tab/>
       <w:tab/>
-      <w:t>2026-07-21</w:t>
+      <w:t>2026-07-22</w:t>
       <w:br/>
       <w:br/>
     </w:r>

--- a/klagomål/A 63513-2023 FSC-klagomål.docx
+++ b/klagomål/A 63513-2023 FSC-klagomål.docx
@@ -1095,7 +1095,7 @@
     <w:r>
       <w:tab/>
       <w:tab/>
-      <w:t>2026-07-22</w:t>
+      <w:t>2026-07-23</w:t>
       <w:br/>
       <w:br/>
     </w:r>

--- a/klagomål/A 63513-2023 FSC-klagomål.docx
+++ b/klagomål/A 63513-2023 FSC-klagomål.docx
@@ -1095,7 +1095,7 @@
     <w:r>
       <w:tab/>
       <w:tab/>
-      <w:t>2026-07-23</w:t>
+      <w:t>2026-07-24</w:t>
       <w:br/>
       <w:br/>
     </w:r>

--- a/klagomål/A 63513-2023 FSC-klagomål.docx
+++ b/klagomål/A 63513-2023 FSC-klagomål.docx
@@ -1095,7 +1095,7 @@
     <w:r>
       <w:tab/>
       <w:tab/>
-      <w:t>2026-07-24</w:t>
+      <w:t>2026-07-25</w:t>
       <w:br/>
       <w:br/>
     </w:r>

--- a/klagomål/A 63513-2023 FSC-klagomål.docx
+++ b/klagomål/A 63513-2023 FSC-klagomål.docx
@@ -1095,7 +1095,7 @@
     <w:r>
       <w:tab/>
       <w:tab/>
-      <w:t>2026-07-25</w:t>
+      <w:t>2026-07-26</w:t>
       <w:br/>
       <w:br/>
     </w:r>

--- a/klagomål/A 63513-2023 FSC-klagomål.docx
+++ b/klagomål/A 63513-2023 FSC-klagomål.docx
@@ -1095,7 +1095,7 @@
     <w:r>
       <w:tab/>
       <w:tab/>
-      <w:t>2026-07-26</w:t>
+      <w:t>2026-07-27</w:t>
       <w:br/>
       <w:br/>
     </w:r>

--- a/klagomål/A 63513-2023 FSC-klagomål.docx
+++ b/klagomål/A 63513-2023 FSC-klagomål.docx
@@ -1095,7 +1095,7 @@
     <w:r>
       <w:tab/>
       <w:tab/>
-      <w:t>2026-07-27</w:t>
+      <w:t>2026-07-28</w:t>
       <w:br/>
       <w:br/>
     </w:r>

--- a/klagomål/A 63513-2023 FSC-klagomål.docx
+++ b/klagomål/A 63513-2023 FSC-klagomål.docx
@@ -1095,7 +1095,7 @@
     <w:r>
       <w:tab/>
       <w:tab/>
-      <w:t>2026-07-28</w:t>
+      <w:t>2026-07-29</w:t>
       <w:br/>
       <w:br/>
     </w:r>

--- a/klagomål/A 63513-2023 FSC-klagomål.docx
+++ b/klagomål/A 63513-2023 FSC-klagomål.docx
@@ -1095,7 +1095,7 @@
     <w:r>
       <w:tab/>
       <w:tab/>
-      <w:t>2026-07-29</w:t>
+      <w:t>2026-07-30</w:t>
       <w:br/>
       <w:br/>
     </w:r>

--- a/klagomål/A 63513-2023 FSC-klagomål.docx
+++ b/klagomål/A 63513-2023 FSC-klagomål.docx
@@ -1095,7 +1095,7 @@
     <w:r>
       <w:tab/>
       <w:tab/>
-      <w:t>2026-07-30</w:t>
+      <w:t>2026-07-31</w:t>
       <w:br/>
       <w:br/>
     </w:r>

--- a/klagomål/A 63513-2023 FSC-klagomål.docx
+++ b/klagomål/A 63513-2023 FSC-klagomål.docx
@@ -1095,7 +1095,7 @@
     <w:r>
       <w:tab/>
       <w:tab/>
-      <w:t>2026-07-31</w:t>
+      <w:t>2026-08-01</w:t>
       <w:br/>
       <w:br/>
     </w:r>

--- a/klagomål/A 63513-2023 FSC-klagomål.docx
+++ b/klagomål/A 63513-2023 FSC-klagomål.docx
@@ -1095,7 +1095,7 @@
     <w:r>
       <w:tab/>
       <w:tab/>
-      <w:t>2026-08-01</w:t>
+      <w:t>2026-08-02</w:t>
       <w:br/>
       <w:br/>
     </w:r>

--- a/klagomål/A 63513-2023 FSC-klagomål.docx
+++ b/klagomål/A 63513-2023 FSC-klagomål.docx
@@ -1095,7 +1095,7 @@
     <w:r>
       <w:tab/>
       <w:tab/>
-      <w:t>2026-08-02</w:t>
+      <w:t>2026-08-03</w:t>
       <w:br/>
       <w:br/>
     </w:r>

--- a/klagomål/A 63513-2023 FSC-klagomål.docx
+++ b/klagomål/A 63513-2023 FSC-klagomål.docx
@@ -1095,7 +1095,7 @@
     <w:r>
       <w:tab/>
       <w:tab/>
-      <w:t>2026-08-03</w:t>
+      <w:t>2026-08-05</w:t>
       <w:br/>
       <w:br/>
     </w:r>

--- a/klagomål/A 63513-2023 FSC-klagomål.docx
+++ b/klagomål/A 63513-2023 FSC-klagomål.docx
@@ -1095,7 +1095,7 @@
     <w:r>
       <w:tab/>
       <w:tab/>
-      <w:t>2026-08-05</w:t>
+      <w:t>2026-08-07</w:t>
       <w:br/>
       <w:br/>
     </w:r>

--- a/klagomål/A 63513-2023 FSC-klagomål.docx
+++ b/klagomål/A 63513-2023 FSC-klagomål.docx
@@ -1095,7 +1095,7 @@
     <w:r>
       <w:tab/>
       <w:tab/>
-      <w:t>2026-08-07</w:t>
+      <w:t>2026-08-08</w:t>
       <w:br/>
       <w:br/>
     </w:r>

--- a/klagomål/A 63513-2023 FSC-klagomål.docx
+++ b/klagomål/A 63513-2023 FSC-klagomål.docx
@@ -216,7 +216,7 @@
         <w:spacing w:after="240"/>
       </w:pPr>
       <w:r>
-        <w:t>Figur 1. Fyndplatser för naturvårdsarter inom 25 meter från avverkningsanmälan. Markörer utan svart kant är placerade på fyndplatsen. Markörer med svart kant är placerade vid sidan av fyndplatsen har ett svart streck som visar fyndplatsens exakta position. Kartans mittpunktskoordinat är N 6728813, E 505021 i SWEREF 99 TM.</w:t>
+        <w:t>Figur 1. Fyndplatser för naturvårdsarter inom 25 meter från avverkningsanmälan. Markörer utan svart kant är placerade på fyndplatsen. Markörer med svart kant är placerade vid sidan av fyndplatsen och har ett svart streck som visar fyndplatsens exakta position. Kartans mittpunktskoordinat är N 6728813, E 505021 i SWEREF 99 TM.</w:t>
       </w:r>
     </w:p>
     <w:p>
@@ -1095,7 +1095,7 @@
     <w:r>
       <w:tab/>
       <w:tab/>
-      <w:t>2026-08-14</w:t>
+      <w:t>2026-08-15</w:t>
       <w:br/>
       <w:br/>
     </w:r>

--- a/klagomål/A 63513-2023 FSC-klagomål.docx
+++ b/klagomål/A 63513-2023 FSC-klagomål.docx
@@ -1095,7 +1095,7 @@
     <w:r>
       <w:tab/>
       <w:tab/>
-      <w:t>2026-08-15</w:t>
+      <w:t>2026-08-16</w:t>
       <w:br/>
       <w:br/>
     </w:r>

--- a/klagomål/A 63513-2023 FSC-klagomål.docx
+++ b/klagomål/A 63513-2023 FSC-klagomål.docx
@@ -1095,7 +1095,7 @@
     <w:r>
       <w:tab/>
       <w:tab/>
-      <w:t>2026-08-16</w:t>
+      <w:t>2026-08-17</w:t>
       <w:br/>
       <w:br/>
     </w:r>

--- a/klagomål/A 63513-2023 FSC-klagomål.docx
+++ b/klagomål/A 63513-2023 FSC-klagomål.docx
@@ -1095,7 +1095,7 @@
     <w:r>
       <w:tab/>
       <w:tab/>
-      <w:t>2026-08-17</w:t>
+      <w:t>2026-08-18</w:t>
       <w:br/>
       <w:br/>
     </w:r>

--- a/klagomål/A 63513-2023 FSC-klagomål.docx
+++ b/klagomål/A 63513-2023 FSC-klagomål.docx
@@ -1095,7 +1095,7 @@
     <w:r>
       <w:tab/>
       <w:tab/>
-      <w:t>2026-08-18</w:t>
+      <w:t>2026-08-19</w:t>
       <w:br/>
       <w:br/>
     </w:r>

--- a/klagomål/A 63513-2023 FSC-klagomål.docx
+++ b/klagomål/A 63513-2023 FSC-klagomål.docx
@@ -1095,7 +1095,7 @@
     <w:r>
       <w:tab/>
       <w:tab/>
-      <w:t>2026-08-19</w:t>
+      <w:t>2026-08-20</w:t>
       <w:br/>
       <w:br/>
     </w:r>

--- a/klagomål/A 63513-2023 FSC-klagomål.docx
+++ b/klagomål/A 63513-2023 FSC-klagomål.docx
@@ -1095,7 +1095,7 @@
     <w:r>
       <w:tab/>
       <w:tab/>
-      <w:t>2026-08-20</w:t>
+      <w:t>2026-08-21</w:t>
       <w:br/>
       <w:br/>
     </w:r>

--- a/klagomål/A 63513-2023 FSC-klagomål.docx
+++ b/klagomål/A 63513-2023 FSC-klagomål.docx
@@ -1095,7 +1095,7 @@
     <w:r>
       <w:tab/>
       <w:tab/>
-      <w:t>2026-08-21</w:t>
+      <w:t>2026-08-22</w:t>
       <w:br/>
       <w:br/>
     </w:r>

--- a/klagomål/A 63513-2023 FSC-klagomål.docx
+++ b/klagomål/A 63513-2023 FSC-klagomål.docx
@@ -1095,7 +1095,7 @@
     <w:r>
       <w:tab/>
       <w:tab/>
-      <w:t>2026-08-22</w:t>
+      <w:t>2026-08-23</w:t>
       <w:br/>
       <w:br/>
     </w:r>

--- a/klagomål/A 63513-2023 FSC-klagomål.docx
+++ b/klagomål/A 63513-2023 FSC-klagomål.docx
@@ -1095,7 +1095,7 @@
     <w:r>
       <w:tab/>
       <w:tab/>
-      <w:t>2026-08-23</w:t>
+      <w:t>2026-08-24</w:t>
       <w:br/>
       <w:br/>
     </w:r>

--- a/klagomål/A 63513-2023 FSC-klagomål.docx
+++ b/klagomål/A 63513-2023 FSC-klagomål.docx
@@ -1095,7 +1095,7 @@
     <w:r>
       <w:tab/>
       <w:tab/>
-      <w:t>2026-08-24</w:t>
+      <w:t>2026-08-25</w:t>
       <w:br/>
       <w:br/>
     </w:r>

--- a/klagomål/A 63513-2023 FSC-klagomål.docx
+++ b/klagomål/A 63513-2023 FSC-klagomål.docx
@@ -1095,7 +1095,7 @@
     <w:r>
       <w:tab/>
       <w:tab/>
-      <w:t>2026-08-25</w:t>
+      <w:t>2026-08-26</w:t>
       <w:br/>
       <w:br/>
     </w:r>

--- a/klagomål/A 63513-2023 FSC-klagomål.docx
+++ b/klagomål/A 63513-2023 FSC-klagomål.docx
@@ -1095,7 +1095,7 @@
     <w:r>
       <w:tab/>
       <w:tab/>
-      <w:t>2026-08-26</w:t>
+      <w:t>2026-08-27</w:t>
       <w:br/>
       <w:br/>
     </w:r>

--- a/klagomål/A 63513-2023 FSC-klagomål.docx
+++ b/klagomål/A 63513-2023 FSC-klagomål.docx
@@ -1095,7 +1095,7 @@
     <w:r>
       <w:tab/>
       <w:tab/>
-      <w:t>2026-08-27</w:t>
+      <w:t>2026-08-28</w:t>
       <w:br/>
       <w:br/>
     </w:r>

--- a/klagomål/A 63513-2023 FSC-klagomål.docx
+++ b/klagomål/A 63513-2023 FSC-klagomål.docx
@@ -1095,7 +1095,7 @@
     <w:r>
       <w:tab/>
       <w:tab/>
-      <w:t>2026-08-28</w:t>
+      <w:t>2026-08-29</w:t>
       <w:br/>
       <w:br/>
     </w:r>

--- a/klagomål/A 63513-2023 FSC-klagomål.docx
+++ b/klagomål/A 63513-2023 FSC-klagomål.docx
@@ -1095,7 +1095,7 @@
     <w:r>
       <w:tab/>
       <w:tab/>
-      <w:t>2026-08-29</w:t>
+      <w:t>2026-08-31</w:t>
       <w:br/>
       <w:br/>
     </w:r>

--- a/klagomål/A 63513-2023 FSC-klagomål.docx
+++ b/klagomål/A 63513-2023 FSC-klagomål.docx
@@ -1095,7 +1095,7 @@
     <w:r>
       <w:tab/>
       <w:tab/>
-      <w:t>2026-08-31</w:t>
+      <w:t>2026-09-01</w:t>
       <w:br/>
       <w:br/>
     </w:r>

--- a/klagomål/A 63513-2023 FSC-klagomål.docx
+++ b/klagomål/A 63513-2023 FSC-klagomål.docx
@@ -1095,7 +1095,7 @@
     <w:r>
       <w:tab/>
       <w:tab/>
-      <w:t>2026-09-01</w:t>
+      <w:t>2026-09-02</w:t>
       <w:br/>
       <w:br/>
     </w:r>

--- a/klagomål/A 63513-2023 FSC-klagomål.docx
+++ b/klagomål/A 63513-2023 FSC-klagomål.docx
@@ -1095,7 +1095,7 @@
     <w:r>
       <w:tab/>
       <w:tab/>
-      <w:t>2026-09-02</w:t>
+      <w:t>2026-09-03</w:t>
       <w:br/>
       <w:br/>
     </w:r>

--- a/klagomål/A 63513-2023 FSC-klagomål.docx
+++ b/klagomål/A 63513-2023 FSC-klagomål.docx
@@ -1095,7 +1095,7 @@
     <w:r>
       <w:tab/>
       <w:tab/>
-      <w:t>2026-09-03</w:t>
+      <w:t>2026-09-04</w:t>
       <w:br/>
       <w:br/>
     </w:r>

--- a/klagomål/A 63513-2023 FSC-klagomål.docx
+++ b/klagomål/A 63513-2023 FSC-klagomål.docx
@@ -1095,7 +1095,7 @@
     <w:r>
       <w:tab/>
       <w:tab/>
-      <w:t>2026-09-04</w:t>
+      <w:t>2026-09-05</w:t>
       <w:br/>
       <w:br/>
     </w:r>

--- a/klagomål/A 63513-2023 FSC-klagomål.docx
+++ b/klagomål/A 63513-2023 FSC-klagomål.docx
@@ -1095,7 +1095,7 @@
     <w:r>
       <w:tab/>
       <w:tab/>
-      <w:t>2026-09-05</w:t>
+      <w:t>2026-09-06</w:t>
       <w:br/>
       <w:br/>
     </w:r>

--- a/klagomål/A 63513-2023 FSC-klagomål.docx
+++ b/klagomål/A 63513-2023 FSC-klagomål.docx
@@ -1095,7 +1095,7 @@
     <w:r>
       <w:tab/>
       <w:tab/>
-      <w:t>2026-09-06</w:t>
+      <w:t>2026-09-07</w:t>
       <w:br/>
       <w:br/>
     </w:r>

--- a/klagomål/A 63513-2023 FSC-klagomål.docx
+++ b/klagomål/A 63513-2023 FSC-klagomål.docx
@@ -1095,7 +1095,7 @@
     <w:r>
       <w:tab/>
       <w:tab/>
-      <w:t>2026-09-07</w:t>
+      <w:t>2026-09-08</w:t>
       <w:br/>
       <w:br/>
     </w:r>

--- a/klagomål/A 63513-2023 FSC-klagomål.docx
+++ b/klagomål/A 63513-2023 FSC-klagomål.docx
@@ -1095,7 +1095,7 @@
     <w:r>
       <w:tab/>
       <w:tab/>
-      <w:t>2026-09-08</w:t>
+      <w:t>2026-09-09</w:t>
       <w:br/>
       <w:br/>
     </w:r>

--- a/klagomål/A 63513-2023 FSC-klagomål.docx
+++ b/klagomål/A 63513-2023 FSC-klagomål.docx
@@ -1095,7 +1095,7 @@
     <w:r>
       <w:tab/>
       <w:tab/>
-      <w:t>2026-09-09</w:t>
+      <w:t>2026-09-10</w:t>
       <w:br/>
       <w:br/>
     </w:r>

--- a/klagomål/A 63513-2023 FSC-klagomål.docx
+++ b/klagomål/A 63513-2023 FSC-klagomål.docx
@@ -1095,7 +1095,7 @@
     <w:r>
       <w:tab/>
       <w:tab/>
-      <w:t>2026-09-10</w:t>
+      <w:t>2026-09-11</w:t>
       <w:br/>
       <w:br/>
     </w:r>

--- a/klagomål/A 63513-2023 FSC-klagomål.docx
+++ b/klagomål/A 63513-2023 FSC-klagomål.docx
@@ -1095,7 +1095,7 @@
     <w:r>
       <w:tab/>
       <w:tab/>
-      <w:t>2026-09-11</w:t>
+      <w:t>2026-09-12</w:t>
       <w:br/>
       <w:br/>
     </w:r>
